--- a/Павлов Демо.docx
+++ b/Павлов Демо.docx
@@ -1674,10 +1674,17 @@
     <w:p>
       <w:pPr>
         <w:pStyle w:val="12"/>
+      </w:pPr>
+      <w:r>
+        <w:lastRenderedPageBreak/>
+        <w:t>Содержание</w:t>
+      </w:r>
+    </w:p>
+    <w:p>
+      <w:pPr>
+        <w:pStyle w:val="12"/>
         <w:rPr>
           <w:rFonts w:asciiTheme="minorHAnsi" w:eastAsiaTheme="minorEastAsia" w:hAnsiTheme="minorHAnsi" w:cstheme="minorBidi"/>
-          <w:b w:val="0"/>
-          <w:bCs w:val="0"/>
           <w:kern w:val="2"/>
           <w:sz w:val="24"/>
           <w:szCs w:val="24"/>
@@ -1687,18 +1694,13 @@
       </w:pPr>
       <w:r>
         <w:rPr>
-          <w:b w:val="0"/>
-          <w:bCs w:val="0"/>
           <w:color w:val="000000" w:themeColor="text1"/>
           <w:szCs w:val="28"/>
         </w:rPr>
-        <w:lastRenderedPageBreak/>
         <w:fldChar w:fldCharType="begin"/>
       </w:r>
       <w:r>
         <w:rPr>
-          <w:b w:val="0"/>
-          <w:bCs w:val="0"/>
           <w:color w:val="000000" w:themeColor="text1"/>
           <w:szCs w:val="28"/>
         </w:rPr>
@@ -1706,73 +1708,55 @@
       </w:r>
       <w:r>
         <w:rPr>
-          <w:b w:val="0"/>
-          <w:bCs w:val="0"/>
           <w:color w:val="000000" w:themeColor="text1"/>
           <w:szCs w:val="28"/>
         </w:rPr>
         <w:fldChar w:fldCharType="separate"/>
       </w:r>
-      <w:hyperlink w:anchor="_Toc224649580" w:history="1">
+      <w:hyperlink w:anchor="_Toc224650576" w:history="1">
         <w:r>
           <w:rPr>
             <w:rStyle w:val="ad"/>
-            <w:b w:val="0"/>
-            <w:bCs w:val="0"/>
           </w:rPr>
           <w:t>ВВЕДЕНИЕ</w:t>
         </w:r>
         <w:r>
           <w:rPr>
-            <w:b w:val="0"/>
-            <w:bCs w:val="0"/>
             <w:webHidden/>
           </w:rPr>
           <w:tab/>
         </w:r>
         <w:r>
           <w:rPr>
-            <w:b w:val="0"/>
-            <w:bCs w:val="0"/>
             <w:webHidden/>
           </w:rPr>
           <w:fldChar w:fldCharType="begin"/>
         </w:r>
         <w:r>
           <w:rPr>
-            <w:b w:val="0"/>
-            <w:bCs w:val="0"/>
             <w:webHidden/>
           </w:rPr>
-          <w:instrText xml:space="preserve"> PAGEREF _Toc224649580 \h </w:instrText>
+          <w:instrText xml:space="preserve"> PAGEREF _Toc224650576 \h </w:instrText>
         </w:r>
         <w:r>
           <w:rPr>
-            <w:b w:val="0"/>
-            <w:bCs w:val="0"/>
             <w:webHidden/>
           </w:rPr>
         </w:r>
         <w:r>
           <w:rPr>
-            <w:b w:val="0"/>
-            <w:bCs w:val="0"/>
             <w:webHidden/>
           </w:rPr>
           <w:fldChar w:fldCharType="separate"/>
         </w:r>
         <w:r>
           <w:rPr>
-            <w:b w:val="0"/>
-            <w:bCs w:val="0"/>
             <w:webHidden/>
           </w:rPr>
           <w:t>3</w:t>
         </w:r>
         <w:r>
           <w:rPr>
-            <w:b w:val="0"/>
-            <w:bCs w:val="0"/>
             <w:webHidden/>
           </w:rPr>
           <w:fldChar w:fldCharType="end"/>
@@ -1784,8 +1768,6 @@
         <w:pStyle w:val="12"/>
         <w:rPr>
           <w:rFonts w:asciiTheme="minorHAnsi" w:eastAsiaTheme="minorEastAsia" w:hAnsiTheme="minorHAnsi" w:cstheme="minorBidi"/>
-          <w:b w:val="0"/>
-          <w:bCs w:val="0"/>
           <w:kern w:val="2"/>
           <w:sz w:val="24"/>
           <w:szCs w:val="24"/>
@@ -1793,66 +1775,57 @@
           <w14:ligatures w14:val="standardContextual"/>
         </w:rPr>
       </w:pPr>
-      <w:hyperlink w:anchor="_Toc224649581" w:history="1">
+      <w:hyperlink w:anchor="_Toc224650577" w:history="1">
         <w:r>
           <w:rPr>
             <w:rStyle w:val="ad"/>
-            <w:b w:val="0"/>
-            <w:bCs w:val="0"/>
           </w:rPr>
-          <w:t>1 Анализ предметной области</w:t>
+          <w:t xml:space="preserve">1 </w:t>
         </w:r>
         <w:r>
           <w:rPr>
-            <w:b w:val="0"/>
-            <w:bCs w:val="0"/>
+            <w:rStyle w:val="ad"/>
+            <w:caps w:val="0"/>
+          </w:rPr>
+          <w:t>Анализ предметной области</w:t>
+        </w:r>
+        <w:r>
+          <w:rPr>
             <w:webHidden/>
           </w:rPr>
           <w:tab/>
         </w:r>
         <w:r>
           <w:rPr>
-            <w:b w:val="0"/>
-            <w:bCs w:val="0"/>
             <w:webHidden/>
           </w:rPr>
           <w:fldChar w:fldCharType="begin"/>
         </w:r>
         <w:r>
           <w:rPr>
-            <w:b w:val="0"/>
-            <w:bCs w:val="0"/>
             <w:webHidden/>
           </w:rPr>
-          <w:instrText xml:space="preserve"> PAGEREF _Toc224649581 \h </w:instrText>
+          <w:instrText xml:space="preserve"> PAGEREF _Toc224650577 \h </w:instrText>
         </w:r>
         <w:r>
           <w:rPr>
-            <w:b w:val="0"/>
-            <w:bCs w:val="0"/>
             <w:webHidden/>
           </w:rPr>
         </w:r>
         <w:r>
           <w:rPr>
-            <w:b w:val="0"/>
-            <w:bCs w:val="0"/>
             <w:webHidden/>
           </w:rPr>
           <w:fldChar w:fldCharType="separate"/>
         </w:r>
         <w:r>
           <w:rPr>
-            <w:b w:val="0"/>
-            <w:bCs w:val="0"/>
             <w:webHidden/>
           </w:rPr>
           <w:t>4</w:t>
         </w:r>
         <w:r>
           <w:rPr>
-            <w:b w:val="0"/>
-            <w:bCs w:val="0"/>
             <w:webHidden/>
           </w:rPr>
           <w:fldChar w:fldCharType="end"/>
@@ -1875,7 +1848,7 @@
           <w14:ligatures w14:val="standardContextual"/>
         </w:rPr>
       </w:pPr>
-      <w:hyperlink w:anchor="_Toc224649582" w:history="1">
+      <w:hyperlink w:anchor="_Toc224650578" w:history="1">
         <w:r>
           <w:rPr>
             <w:rStyle w:val="ad"/>
@@ -1903,7 +1876,7 @@
             <w:noProof/>
             <w:webHidden/>
           </w:rPr>
-          <w:instrText xml:space="preserve"> PAGEREF _Toc224649582 \h </w:instrText>
+          <w:instrText xml:space="preserve"> PAGEREF _Toc224650578 \h </w:instrText>
         </w:r>
         <w:r>
           <w:rPr>
@@ -1950,7 +1923,7 @@
           <w14:ligatures w14:val="standardContextual"/>
         </w:rPr>
       </w:pPr>
-      <w:hyperlink w:anchor="_Toc224649583" w:history="1">
+      <w:hyperlink w:anchor="_Toc224650579" w:history="1">
         <w:r>
           <w:rPr>
             <w:rStyle w:val="ad"/>
@@ -1978,7 +1951,7 @@
             <w:noProof/>
             <w:webHidden/>
           </w:rPr>
-          <w:instrText xml:space="preserve"> PAGEREF _Toc224649583 \h </w:instrText>
+          <w:instrText xml:space="preserve"> PAGEREF _Toc224650579 \h </w:instrText>
         </w:r>
         <w:r>
           <w:rPr>
@@ -2025,7 +1998,7 @@
           <w14:ligatures w14:val="standardContextual"/>
         </w:rPr>
       </w:pPr>
-      <w:hyperlink w:anchor="_Toc224649584" w:history="1">
+      <w:hyperlink w:anchor="_Toc224650580" w:history="1">
         <w:r>
           <w:rPr>
             <w:rStyle w:val="ad"/>
@@ -2053,7 +2026,7 @@
             <w:noProof/>
             <w:webHidden/>
           </w:rPr>
-          <w:instrText xml:space="preserve"> PAGEREF _Toc224649584 \h </w:instrText>
+          <w:instrText xml:space="preserve"> PAGEREF _Toc224650580 \h </w:instrText>
         </w:r>
         <w:r>
           <w:rPr>
@@ -2100,7 +2073,7 @@
           <w14:ligatures w14:val="standardContextual"/>
         </w:rPr>
       </w:pPr>
-      <w:hyperlink w:anchor="_Toc224649585" w:history="1">
+      <w:hyperlink w:anchor="_Toc224650581" w:history="1">
         <w:r>
           <w:rPr>
             <w:rStyle w:val="ad"/>
@@ -2128,7 +2101,7 @@
             <w:noProof/>
             <w:webHidden/>
           </w:rPr>
-          <w:instrText xml:space="preserve"> PAGEREF _Toc224649585 \h </w:instrText>
+          <w:instrText xml:space="preserve"> PAGEREF _Toc224650581 \h </w:instrText>
         </w:r>
         <w:r>
           <w:rPr>
@@ -2164,8 +2137,6 @@
         <w:pStyle w:val="12"/>
         <w:rPr>
           <w:rFonts w:asciiTheme="minorHAnsi" w:eastAsiaTheme="minorEastAsia" w:hAnsiTheme="minorHAnsi" w:cstheme="minorBidi"/>
-          <w:b w:val="0"/>
-          <w:bCs w:val="0"/>
           <w:kern w:val="2"/>
           <w:sz w:val="24"/>
           <w:szCs w:val="24"/>
@@ -2173,66 +2144,57 @@
           <w14:ligatures w14:val="standardContextual"/>
         </w:rPr>
       </w:pPr>
-      <w:hyperlink w:anchor="_Toc224649586" w:history="1">
+      <w:hyperlink w:anchor="_Toc224650582" w:history="1">
         <w:r>
           <w:rPr>
             <w:rStyle w:val="ad"/>
-            <w:b w:val="0"/>
-            <w:bCs w:val="0"/>
           </w:rPr>
-          <w:t>2 ДЭ (уровень ПА)</w:t>
+          <w:t xml:space="preserve">2 </w:t>
         </w:r>
         <w:r>
           <w:rPr>
-            <w:b w:val="0"/>
-            <w:bCs w:val="0"/>
+            <w:rStyle w:val="ad"/>
+            <w:caps w:val="0"/>
+          </w:rPr>
+          <w:t>ДЭ (уровень ПА)</w:t>
+        </w:r>
+        <w:r>
+          <w:rPr>
             <w:webHidden/>
           </w:rPr>
           <w:tab/>
         </w:r>
         <w:r>
           <w:rPr>
-            <w:b w:val="0"/>
-            <w:bCs w:val="0"/>
             <w:webHidden/>
           </w:rPr>
           <w:fldChar w:fldCharType="begin"/>
         </w:r>
         <w:r>
           <w:rPr>
-            <w:b w:val="0"/>
-            <w:bCs w:val="0"/>
             <w:webHidden/>
           </w:rPr>
-          <w:instrText xml:space="preserve"> PAGEREF _Toc224649586 \h </w:instrText>
+          <w:instrText xml:space="preserve"> PAGEREF _Toc224650582 \h </w:instrText>
         </w:r>
         <w:r>
           <w:rPr>
-            <w:b w:val="0"/>
-            <w:bCs w:val="0"/>
             <w:webHidden/>
           </w:rPr>
         </w:r>
         <w:r>
           <w:rPr>
-            <w:b w:val="0"/>
-            <w:bCs w:val="0"/>
             <w:webHidden/>
           </w:rPr>
           <w:fldChar w:fldCharType="separate"/>
         </w:r>
         <w:r>
           <w:rPr>
-            <w:b w:val="0"/>
-            <w:bCs w:val="0"/>
             <w:webHidden/>
           </w:rPr>
-          <w:t>10</w:t>
+          <w:t>9</w:t>
         </w:r>
         <w:r>
           <w:rPr>
-            <w:b w:val="0"/>
-            <w:bCs w:val="0"/>
             <w:webHidden/>
           </w:rPr>
           <w:fldChar w:fldCharType="end"/>
@@ -2255,7 +2217,7 @@
           <w14:ligatures w14:val="standardContextual"/>
         </w:rPr>
       </w:pPr>
-      <w:hyperlink w:anchor="_Toc224649587" w:history="1">
+      <w:hyperlink w:anchor="_Toc224650583" w:history="1">
         <w:r>
           <w:rPr>
             <w:rStyle w:val="ad"/>
@@ -2283,7 +2245,7 @@
             <w:noProof/>
             <w:webHidden/>
           </w:rPr>
-          <w:instrText xml:space="preserve"> PAGEREF _Toc224649587 \h </w:instrText>
+          <w:instrText xml:space="preserve"> PAGEREF _Toc224650583 \h </w:instrText>
         </w:r>
         <w:r>
           <w:rPr>
@@ -2303,7 +2265,7 @@
             <w:noProof/>
             <w:webHidden/>
           </w:rPr>
-          <w:t>10</w:t>
+          <w:t>9</w:t>
         </w:r>
         <w:r>
           <w:rPr>
@@ -2330,7 +2292,7 @@
           <w14:ligatures w14:val="standardContextual"/>
         </w:rPr>
       </w:pPr>
-      <w:hyperlink w:anchor="_Toc224649588" w:history="1">
+      <w:hyperlink w:anchor="_Toc224650584" w:history="1">
         <w:r>
           <w:rPr>
             <w:rStyle w:val="ad"/>
@@ -2357,7 +2319,7 @@
             <w:noProof/>
             <w:webHidden/>
           </w:rPr>
-          <w:instrText xml:space="preserve"> PAGEREF _Toc224649588 \h </w:instrText>
+          <w:instrText xml:space="preserve"> PAGEREF _Toc224650584 \h </w:instrText>
         </w:r>
         <w:r>
           <w:rPr>
@@ -2377,7 +2339,7 @@
             <w:noProof/>
             <w:webHidden/>
           </w:rPr>
-          <w:t>13</w:t>
+          <w:t>12</w:t>
         </w:r>
         <w:r>
           <w:rPr>
@@ -2393,8 +2355,6 @@
         <w:pStyle w:val="12"/>
         <w:rPr>
           <w:rFonts w:asciiTheme="minorHAnsi" w:eastAsiaTheme="minorEastAsia" w:hAnsiTheme="minorHAnsi" w:cstheme="minorBidi"/>
-          <w:b w:val="0"/>
-          <w:bCs w:val="0"/>
           <w:kern w:val="2"/>
           <w:sz w:val="24"/>
           <w:szCs w:val="24"/>
@@ -2402,66 +2362,57 @@
           <w14:ligatures w14:val="standardContextual"/>
         </w:rPr>
       </w:pPr>
-      <w:hyperlink w:anchor="_Toc224649589" w:history="1">
+      <w:hyperlink w:anchor="_Toc224650585" w:history="1">
         <w:r>
           <w:rPr>
             <w:rStyle w:val="ad"/>
-            <w:b w:val="0"/>
-            <w:bCs w:val="0"/>
           </w:rPr>
-          <w:t>3 ГИА ДЭ БУ</w:t>
+          <w:t xml:space="preserve">3 </w:t>
         </w:r>
         <w:r>
           <w:rPr>
-            <w:b w:val="0"/>
-            <w:bCs w:val="0"/>
+            <w:rStyle w:val="ad"/>
+            <w:caps w:val="0"/>
+          </w:rPr>
+          <w:t>ГИА ДЭ БУ</w:t>
+        </w:r>
+        <w:r>
+          <w:rPr>
             <w:webHidden/>
           </w:rPr>
           <w:tab/>
         </w:r>
         <w:r>
           <w:rPr>
-            <w:b w:val="0"/>
-            <w:bCs w:val="0"/>
             <w:webHidden/>
           </w:rPr>
           <w:fldChar w:fldCharType="begin"/>
         </w:r>
         <w:r>
           <w:rPr>
-            <w:b w:val="0"/>
-            <w:bCs w:val="0"/>
             <w:webHidden/>
           </w:rPr>
-          <w:instrText xml:space="preserve"> PAGEREF _Toc224649589 \h </w:instrText>
+          <w:instrText xml:space="preserve"> PAGEREF _Toc224650585 \h </w:instrText>
         </w:r>
         <w:r>
           <w:rPr>
-            <w:b w:val="0"/>
-            <w:bCs w:val="0"/>
             <w:webHidden/>
           </w:rPr>
         </w:r>
         <w:r>
           <w:rPr>
-            <w:b w:val="0"/>
-            <w:bCs w:val="0"/>
             <w:webHidden/>
           </w:rPr>
           <w:fldChar w:fldCharType="separate"/>
         </w:r>
         <w:r>
           <w:rPr>
-            <w:b w:val="0"/>
-            <w:bCs w:val="0"/>
             <w:webHidden/>
           </w:rPr>
-          <w:t>15</w:t>
+          <w:t>14</w:t>
         </w:r>
         <w:r>
           <w:rPr>
-            <w:b w:val="0"/>
-            <w:bCs w:val="0"/>
             <w:webHidden/>
           </w:rPr>
           <w:fldChar w:fldCharType="end"/>
@@ -2484,7 +2435,7 @@
           <w14:ligatures w14:val="standardContextual"/>
         </w:rPr>
       </w:pPr>
-      <w:hyperlink w:anchor="_Toc224649590" w:history="1">
+      <w:hyperlink w:anchor="_Toc224650586" w:history="1">
         <w:r>
           <w:rPr>
             <w:rStyle w:val="ad"/>
@@ -2512,7 +2463,7 @@
             <w:noProof/>
             <w:webHidden/>
           </w:rPr>
-          <w:instrText xml:space="preserve"> PAGEREF _Toc224649590 \h </w:instrText>
+          <w:instrText xml:space="preserve"> PAGEREF _Toc224650586 \h </w:instrText>
         </w:r>
         <w:r>
           <w:rPr>
@@ -2532,7 +2483,7 @@
             <w:noProof/>
             <w:webHidden/>
           </w:rPr>
-          <w:t>15</w:t>
+          <w:t>14</w:t>
         </w:r>
         <w:r>
           <w:rPr>
@@ -2559,7 +2510,7 @@
           <w14:ligatures w14:val="standardContextual"/>
         </w:rPr>
       </w:pPr>
-      <w:hyperlink w:anchor="_Toc224649591" w:history="1">
+      <w:hyperlink w:anchor="_Toc224650587" w:history="1">
         <w:r>
           <w:rPr>
             <w:rStyle w:val="ad"/>
@@ -2587,7 +2538,7 @@
             <w:noProof/>
             <w:webHidden/>
           </w:rPr>
-          <w:instrText xml:space="preserve"> PAGEREF _Toc224649591 \h </w:instrText>
+          <w:instrText xml:space="preserve"> PAGEREF _Toc224650587 \h </w:instrText>
         </w:r>
         <w:r>
           <w:rPr>
@@ -2607,7 +2558,7 @@
             <w:noProof/>
             <w:webHidden/>
           </w:rPr>
-          <w:t>15</w:t>
+          <w:t>14</w:t>
         </w:r>
         <w:r>
           <w:rPr>
@@ -2634,7 +2585,7 @@
           <w14:ligatures w14:val="standardContextual"/>
         </w:rPr>
       </w:pPr>
-      <w:hyperlink w:anchor="_Toc224649592" w:history="1">
+      <w:hyperlink w:anchor="_Toc224650588" w:history="1">
         <w:r>
           <w:rPr>
             <w:rStyle w:val="ad"/>
@@ -2662,7 +2613,7 @@
             <w:noProof/>
             <w:webHidden/>
           </w:rPr>
-          <w:instrText xml:space="preserve"> PAGEREF _Toc224649592 \h </w:instrText>
+          <w:instrText xml:space="preserve"> PAGEREF _Toc224650588 \h </w:instrText>
         </w:r>
         <w:r>
           <w:rPr>
@@ -2682,7 +2633,7 @@
             <w:noProof/>
             <w:webHidden/>
           </w:rPr>
-          <w:t>15</w:t>
+          <w:t>14</w:t>
         </w:r>
         <w:r>
           <w:rPr>
@@ -2698,8 +2649,6 @@
         <w:pStyle w:val="12"/>
         <w:rPr>
           <w:rFonts w:asciiTheme="minorHAnsi" w:eastAsiaTheme="minorEastAsia" w:hAnsiTheme="minorHAnsi" w:cstheme="minorBidi"/>
-          <w:b w:val="0"/>
-          <w:bCs w:val="0"/>
           <w:kern w:val="2"/>
           <w:sz w:val="24"/>
           <w:szCs w:val="24"/>
@@ -2707,66 +2656,50 @@
           <w14:ligatures w14:val="standardContextual"/>
         </w:rPr>
       </w:pPr>
-      <w:hyperlink w:anchor="_Toc224649593" w:history="1">
+      <w:hyperlink w:anchor="_Toc224650589" w:history="1">
         <w:r>
           <w:rPr>
             <w:rStyle w:val="ad"/>
-            <w:b w:val="0"/>
-            <w:bCs w:val="0"/>
           </w:rPr>
           <w:t>4 ГИА ДЭ ПУ</w:t>
         </w:r>
         <w:r>
           <w:rPr>
-            <w:b w:val="0"/>
-            <w:bCs w:val="0"/>
             <w:webHidden/>
           </w:rPr>
           <w:tab/>
         </w:r>
         <w:r>
           <w:rPr>
-            <w:b w:val="0"/>
-            <w:bCs w:val="0"/>
             <w:webHidden/>
           </w:rPr>
           <w:fldChar w:fldCharType="begin"/>
         </w:r>
         <w:r>
           <w:rPr>
-            <w:b w:val="0"/>
-            <w:bCs w:val="0"/>
             <w:webHidden/>
           </w:rPr>
-          <w:instrText xml:space="preserve"> PAGEREF _Toc224649593 \h </w:instrText>
+          <w:instrText xml:space="preserve"> PAGEREF _Toc224650589 \h </w:instrText>
         </w:r>
         <w:r>
           <w:rPr>
-            <w:b w:val="0"/>
-            <w:bCs w:val="0"/>
             <w:webHidden/>
           </w:rPr>
         </w:r>
         <w:r>
           <w:rPr>
-            <w:b w:val="0"/>
-            <w:bCs w:val="0"/>
             <w:webHidden/>
           </w:rPr>
           <w:fldChar w:fldCharType="separate"/>
         </w:r>
         <w:r>
           <w:rPr>
-            <w:b w:val="0"/>
-            <w:bCs w:val="0"/>
             <w:webHidden/>
           </w:rPr>
-          <w:t>18</w:t>
+          <w:t>17</w:t>
         </w:r>
         <w:r>
           <w:rPr>
-            <w:b w:val="0"/>
-            <w:bCs w:val="0"/>
             <w:webHidden/>
           </w:rPr>
           <w:fldChar w:fldCharType="end"/>
@@ -2789,7 +2722,7 @@
           <w14:ligatures w14:val="standardContextual"/>
         </w:rPr>
       </w:pPr>
-      <w:hyperlink w:anchor="_Toc224649594" w:history="1">
+      <w:hyperlink w:anchor="_Toc224650590" w:history="1">
         <w:r>
           <w:rPr>
             <w:rStyle w:val="ad"/>
@@ -2817,7 +2750,7 @@
             <w:noProof/>
             <w:webHidden/>
           </w:rPr>
-          <w:instrText xml:space="preserve"> PAGEREF _Toc224649594 \h </w:instrText>
+          <w:instrText xml:space="preserve"> PAGEREF _Toc224650590 \h </w:instrText>
         </w:r>
         <w:r>
           <w:rPr>
@@ -2837,7 +2770,7 @@
             <w:noProof/>
             <w:webHidden/>
           </w:rPr>
-          <w:t>18</w:t>
+          <w:t>17</w:t>
         </w:r>
         <w:r>
           <w:rPr>
@@ -2864,7 +2797,7 @@
           <w14:ligatures w14:val="standardContextual"/>
         </w:rPr>
       </w:pPr>
-      <w:hyperlink w:anchor="_Toc224649595" w:history="1">
+      <w:hyperlink w:anchor="_Toc224650591" w:history="1">
         <w:r>
           <w:rPr>
             <w:rStyle w:val="ad"/>
@@ -2892,7 +2825,7 @@
             <w:noProof/>
             <w:webHidden/>
           </w:rPr>
-          <w:instrText xml:space="preserve"> PAGEREF _Toc224649595 \h </w:instrText>
+          <w:instrText xml:space="preserve"> PAGEREF _Toc224650591 \h </w:instrText>
         </w:r>
         <w:r>
           <w:rPr>
@@ -2912,7 +2845,7 @@
             <w:noProof/>
             <w:webHidden/>
           </w:rPr>
-          <w:t>18</w:t>
+          <w:t>17</w:t>
         </w:r>
         <w:r>
           <w:rPr>
@@ -2939,7 +2872,7 @@
           <w14:ligatures w14:val="standardContextual"/>
         </w:rPr>
       </w:pPr>
-      <w:hyperlink w:anchor="_Toc224649596" w:history="1">
+      <w:hyperlink w:anchor="_Toc224650592" w:history="1">
         <w:r>
           <w:rPr>
             <w:rStyle w:val="ad"/>
@@ -2967,7 +2900,7 @@
             <w:noProof/>
             <w:webHidden/>
           </w:rPr>
-          <w:instrText xml:space="preserve"> PAGEREF _Toc224649596 \h </w:instrText>
+          <w:instrText xml:space="preserve"> PAGEREF _Toc224650592 \h </w:instrText>
         </w:r>
         <w:r>
           <w:rPr>
@@ -2987,7 +2920,7 @@
             <w:noProof/>
             <w:webHidden/>
           </w:rPr>
-          <w:t>18</w:t>
+          <w:t>17</w:t>
         </w:r>
         <w:r>
           <w:rPr>
@@ -3014,7 +2947,7 @@
           <w14:ligatures w14:val="standardContextual"/>
         </w:rPr>
       </w:pPr>
-      <w:hyperlink w:anchor="_Toc224649597" w:history="1">
+      <w:hyperlink w:anchor="_Toc224650593" w:history="1">
         <w:r>
           <w:rPr>
             <w:rStyle w:val="ad"/>
@@ -3042,7 +2975,7 @@
             <w:noProof/>
             <w:webHidden/>
           </w:rPr>
-          <w:instrText xml:space="preserve"> PAGEREF _Toc224649597 \h </w:instrText>
+          <w:instrText xml:space="preserve"> PAGEREF _Toc224650593 \h </w:instrText>
         </w:r>
         <w:r>
           <w:rPr>
@@ -3062,7 +2995,7 @@
             <w:noProof/>
             <w:webHidden/>
           </w:rPr>
-          <w:t>18</w:t>
+          <w:t>17</w:t>
         </w:r>
         <w:r>
           <w:rPr>
@@ -3078,8 +3011,6 @@
         <w:pStyle w:val="12"/>
         <w:rPr>
           <w:rFonts w:asciiTheme="minorHAnsi" w:eastAsiaTheme="minorEastAsia" w:hAnsiTheme="minorHAnsi" w:cstheme="minorBidi"/>
-          <w:b w:val="0"/>
-          <w:bCs w:val="0"/>
           <w:kern w:val="2"/>
           <w:sz w:val="24"/>
           <w:szCs w:val="24"/>
@@ -3087,66 +3018,57 @@
           <w14:ligatures w14:val="standardContextual"/>
         </w:rPr>
       </w:pPr>
-      <w:hyperlink w:anchor="_Toc224649598" w:history="1">
+      <w:hyperlink w:anchor="_Toc224650594" w:history="1">
         <w:r>
           <w:rPr>
             <w:rStyle w:val="ad"/>
-            <w:b w:val="0"/>
-            <w:bCs w:val="0"/>
           </w:rPr>
-          <w:t>5 Тестирование программных модулей</w:t>
+          <w:t xml:space="preserve">5 </w:t>
         </w:r>
         <w:r>
           <w:rPr>
-            <w:b w:val="0"/>
-            <w:bCs w:val="0"/>
+            <w:rStyle w:val="ad"/>
+            <w:caps w:val="0"/>
+          </w:rPr>
+          <w:t>Тестирование программных модулей</w:t>
+        </w:r>
+        <w:r>
+          <w:rPr>
             <w:webHidden/>
           </w:rPr>
           <w:tab/>
         </w:r>
         <w:r>
           <w:rPr>
-            <w:b w:val="0"/>
-            <w:bCs w:val="0"/>
             <w:webHidden/>
           </w:rPr>
           <w:fldChar w:fldCharType="begin"/>
         </w:r>
         <w:r>
           <w:rPr>
-            <w:b w:val="0"/>
-            <w:bCs w:val="0"/>
             <w:webHidden/>
           </w:rPr>
-          <w:instrText xml:space="preserve"> PAGEREF _Toc224649598 \h </w:instrText>
+          <w:instrText xml:space="preserve"> PAGEREF _Toc224650594 \h </w:instrText>
         </w:r>
         <w:r>
           <w:rPr>
-            <w:b w:val="0"/>
-            <w:bCs w:val="0"/>
             <w:webHidden/>
           </w:rPr>
         </w:r>
         <w:r>
           <w:rPr>
-            <w:b w:val="0"/>
-            <w:bCs w:val="0"/>
             <w:webHidden/>
           </w:rPr>
           <w:fldChar w:fldCharType="separate"/>
         </w:r>
         <w:r>
           <w:rPr>
-            <w:b w:val="0"/>
-            <w:bCs w:val="0"/>
             <w:webHidden/>
           </w:rPr>
-          <w:t>21</w:t>
+          <w:t>20</w:t>
         </w:r>
         <w:r>
           <w:rPr>
-            <w:b w:val="0"/>
-            <w:bCs w:val="0"/>
             <w:webHidden/>
           </w:rPr>
           <w:fldChar w:fldCharType="end"/>
@@ -3158,8 +3080,6 @@
         <w:pStyle w:val="12"/>
         <w:rPr>
           <w:rFonts w:asciiTheme="minorHAnsi" w:eastAsiaTheme="minorEastAsia" w:hAnsiTheme="minorHAnsi" w:cstheme="minorBidi"/>
-          <w:b w:val="0"/>
-          <w:bCs w:val="0"/>
           <w:kern w:val="2"/>
           <w:sz w:val="24"/>
           <w:szCs w:val="24"/>
@@ -3167,66 +3087,114 @@
           <w14:ligatures w14:val="standardContextual"/>
         </w:rPr>
       </w:pPr>
-      <w:hyperlink w:anchor="_Toc224649599" w:history="1">
+      <w:hyperlink w:anchor="_Toc224650595" w:history="1">
         <w:r>
           <w:rPr>
             <w:rStyle w:val="ad"/>
-            <w:b w:val="0"/>
-            <w:bCs w:val="0"/>
           </w:rPr>
           <w:t>ЗАКЛЮЧЕНИЕ</w:t>
         </w:r>
         <w:r>
           <w:rPr>
-            <w:b w:val="0"/>
-            <w:bCs w:val="0"/>
             <w:webHidden/>
           </w:rPr>
           <w:tab/>
         </w:r>
         <w:r>
           <w:rPr>
-            <w:b w:val="0"/>
-            <w:bCs w:val="0"/>
             <w:webHidden/>
           </w:rPr>
           <w:fldChar w:fldCharType="begin"/>
         </w:r>
         <w:r>
           <w:rPr>
-            <w:b w:val="0"/>
-            <w:bCs w:val="0"/>
             <w:webHidden/>
           </w:rPr>
-          <w:instrText xml:space="preserve"> PAGEREF _Toc224649599 \h </w:instrText>
+          <w:instrText xml:space="preserve"> PAGEREF _Toc224650595 \h </w:instrText>
         </w:r>
         <w:r>
           <w:rPr>
-            <w:b w:val="0"/>
-            <w:bCs w:val="0"/>
             <w:webHidden/>
           </w:rPr>
         </w:r>
         <w:r>
           <w:rPr>
-            <w:b w:val="0"/>
-            <w:bCs w:val="0"/>
             <w:webHidden/>
           </w:rPr>
           <w:fldChar w:fldCharType="separate"/>
         </w:r>
         <w:r>
           <w:rPr>
-            <w:b w:val="0"/>
-            <w:bCs w:val="0"/>
+            <w:webHidden/>
+          </w:rPr>
+          <w:t>22</w:t>
+        </w:r>
+        <w:r>
+          <w:rPr>
+            <w:webHidden/>
+          </w:rPr>
+          <w:fldChar w:fldCharType="end"/>
+        </w:r>
+      </w:hyperlink>
+    </w:p>
+    <w:p>
+      <w:pPr>
+        <w:pStyle w:val="12"/>
+        <w:spacing w:before="0"/>
+        <w:rPr>
+          <w:rFonts w:asciiTheme="minorHAnsi" w:eastAsiaTheme="minorEastAsia" w:hAnsiTheme="minorHAnsi" w:cstheme="minorBidi"/>
+          <w:kern w:val="2"/>
+          <w:sz w:val="24"/>
+          <w:szCs w:val="24"/>
+          <w:lang w:eastAsia="ru-RU"/>
+          <w14:ligatures w14:val="standardContextual"/>
+        </w:rPr>
+      </w:pPr>
+      <w:hyperlink w:anchor="_Toc224650596" w:history="1">
+        <w:r>
+          <w:rPr>
+            <w:rStyle w:val="ad"/>
+            <w:caps w:val="0"/>
+          </w:rPr>
+          <w:t>Список используемых источников</w:t>
+        </w:r>
+        <w:r>
+          <w:rPr>
+            <w:webHidden/>
+          </w:rPr>
+          <w:tab/>
+        </w:r>
+        <w:r>
+          <w:rPr>
+            <w:webHidden/>
+          </w:rPr>
+          <w:fldChar w:fldCharType="begin"/>
+        </w:r>
+        <w:r>
+          <w:rPr>
+            <w:webHidden/>
+          </w:rPr>
+          <w:instrText xml:space="preserve"> PAGEREF _Toc224650596 \h </w:instrText>
+        </w:r>
+        <w:r>
+          <w:rPr>
+            <w:webHidden/>
+          </w:rPr>
+        </w:r>
+        <w:r>
+          <w:rPr>
+            <w:webHidden/>
+          </w:rPr>
+          <w:fldChar w:fldCharType="separate"/>
+        </w:r>
+        <w:r>
+          <w:rPr>
             <w:webHidden/>
           </w:rPr>
           <w:t>23</w:t>
         </w:r>
         <w:r>
           <w:rPr>
-            <w:b w:val="0"/>
-            <w:bCs w:val="0"/>
             <w:webHidden/>
           </w:rPr>
           <w:fldChar w:fldCharType="end"/>
@@ -3236,10 +3204,9 @@
     <w:p>
       <w:pPr>
         <w:pStyle w:val="12"/>
+        <w:spacing w:before="0"/>
         <w:rPr>
           <w:rFonts w:asciiTheme="minorHAnsi" w:eastAsiaTheme="minorEastAsia" w:hAnsiTheme="minorHAnsi" w:cstheme="minorBidi"/>
-          <w:b w:val="0"/>
-          <w:bCs w:val="0"/>
           <w:kern w:val="2"/>
           <w:sz w:val="24"/>
           <w:szCs w:val="24"/>
@@ -3247,66 +3214,51 @@
           <w14:ligatures w14:val="standardContextual"/>
         </w:rPr>
       </w:pPr>
-      <w:hyperlink w:anchor="_Toc224649600" w:history="1">
+      <w:hyperlink w:anchor="_Toc224650597" w:history="1">
         <w:r>
           <w:rPr>
             <w:rStyle w:val="ad"/>
-            <w:b w:val="0"/>
-            <w:bCs w:val="0"/>
+            <w:caps w:val="0"/>
           </w:rPr>
-          <w:t>Список используемых источников</w:t>
+          <w:t>Приложение А</w:t>
         </w:r>
         <w:r>
           <w:rPr>
-            <w:b w:val="0"/>
-            <w:bCs w:val="0"/>
             <w:webHidden/>
           </w:rPr>
           <w:tab/>
         </w:r>
         <w:r>
           <w:rPr>
-            <w:b w:val="0"/>
-            <w:bCs w:val="0"/>
             <w:webHidden/>
           </w:rPr>
           <w:fldChar w:fldCharType="begin"/>
         </w:r>
         <w:r>
           <w:rPr>
-            <w:b w:val="0"/>
-            <w:bCs w:val="0"/>
             <w:webHidden/>
           </w:rPr>
-          <w:instrText xml:space="preserve"> PAGEREF _Toc224649600 \h </w:instrText>
+          <w:instrText xml:space="preserve"> PAGEREF _Toc224650597 \h </w:instrText>
         </w:r>
         <w:r>
           <w:rPr>
-            <w:b w:val="0"/>
-            <w:bCs w:val="0"/>
             <w:webHidden/>
           </w:rPr>
         </w:r>
         <w:r>
           <w:rPr>
-            <w:b w:val="0"/>
-            <w:bCs w:val="0"/>
             <w:webHidden/>
           </w:rPr>
           <w:fldChar w:fldCharType="separate"/>
         </w:r>
         <w:r>
           <w:rPr>
-            <w:b w:val="0"/>
-            <w:bCs w:val="0"/>
             <w:webHidden/>
           </w:rPr>
           <w:t>24</w:t>
         </w:r>
         <w:r>
           <w:rPr>
-            <w:b w:val="0"/>
-            <w:bCs w:val="0"/>
             <w:webHidden/>
           </w:rPr>
           <w:fldChar w:fldCharType="end"/>
@@ -3316,10 +3268,9 @@
     <w:p>
       <w:pPr>
         <w:pStyle w:val="12"/>
+        <w:spacing w:before="0"/>
         <w:rPr>
           <w:rFonts w:asciiTheme="minorHAnsi" w:eastAsiaTheme="minorEastAsia" w:hAnsiTheme="minorHAnsi" w:cstheme="minorBidi"/>
-          <w:b w:val="0"/>
-          <w:bCs w:val="0"/>
           <w:kern w:val="2"/>
           <w:sz w:val="24"/>
           <w:szCs w:val="24"/>
@@ -3327,100 +3278,18 @@
           <w14:ligatures w14:val="standardContextual"/>
         </w:rPr>
       </w:pPr>
-      <w:hyperlink w:anchor="_Toc224649601" w:history="1">
+      <w:hyperlink w:anchor="_Toc224650598" w:history="1">
         <w:r>
           <w:rPr>
             <w:rStyle w:val="ad"/>
-            <w:b w:val="0"/>
-            <w:bCs w:val="0"/>
-          </w:rPr>
-          <w:t>Приложение А</w:t>
-        </w:r>
-        <w:r>
-          <w:rPr>
-            <w:b w:val="0"/>
-            <w:bCs w:val="0"/>
-            <w:webHidden/>
-          </w:rPr>
-          <w:tab/>
-        </w:r>
-        <w:r>
-          <w:rPr>
-            <w:b w:val="0"/>
-            <w:bCs w:val="0"/>
-            <w:webHidden/>
-          </w:rPr>
-          <w:fldChar w:fldCharType="begin"/>
-        </w:r>
-        <w:r>
-          <w:rPr>
-            <w:b w:val="0"/>
-            <w:bCs w:val="0"/>
-            <w:webHidden/>
-          </w:rPr>
-          <w:instrText xml:space="preserve"> PAGEREF _Toc224649601 \h </w:instrText>
-        </w:r>
-        <w:r>
-          <w:rPr>
-            <w:b w:val="0"/>
-            <w:bCs w:val="0"/>
-            <w:webHidden/>
-          </w:rPr>
-        </w:r>
-        <w:r>
-          <w:rPr>
-            <w:b w:val="0"/>
-            <w:bCs w:val="0"/>
-            <w:webHidden/>
-          </w:rPr>
-          <w:fldChar w:fldCharType="separate"/>
-        </w:r>
-        <w:r>
-          <w:rPr>
-            <w:b w:val="0"/>
-            <w:bCs w:val="0"/>
-            <w:webHidden/>
-          </w:rPr>
-          <w:t>25</w:t>
-        </w:r>
-        <w:r>
-          <w:rPr>
-            <w:b w:val="0"/>
-            <w:bCs w:val="0"/>
-            <w:webHidden/>
-          </w:rPr>
-          <w:fldChar w:fldCharType="end"/>
-        </w:r>
-      </w:hyperlink>
-    </w:p>
-    <w:p>
-      <w:pPr>
-        <w:pStyle w:val="12"/>
-        <w:rPr>
-          <w:rFonts w:asciiTheme="minorHAnsi" w:eastAsiaTheme="minorEastAsia" w:hAnsiTheme="minorHAnsi" w:cstheme="minorBidi"/>
-          <w:b w:val="0"/>
-          <w:bCs w:val="0"/>
-          <w:kern w:val="2"/>
-          <w:sz w:val="24"/>
-          <w:szCs w:val="24"/>
-          <w:lang w:eastAsia="ru-RU"/>
-          <w14:ligatures w14:val="standardContextual"/>
-        </w:rPr>
-      </w:pPr>
-      <w:hyperlink w:anchor="_Toc224649602" w:history="1">
-        <w:r>
-          <w:rPr>
-            <w:rStyle w:val="ad"/>
-            <w:b w:val="0"/>
-            <w:bCs w:val="0"/>
+            <w:caps w:val="0"/>
           </w:rPr>
           <w:t>Приложение</w:t>
         </w:r>
         <w:r>
           <w:rPr>
             <w:rStyle w:val="ad"/>
-            <w:b w:val="0"/>
-            <w:bCs w:val="0"/>
+            <w:caps w:val="0"/>
             <w:lang w:val="en-US"/>
           </w:rPr>
           <w:t xml:space="preserve"> </w:t>
@@ -3428,62 +3297,47 @@
         <w:r>
           <w:rPr>
             <w:rStyle w:val="ad"/>
-            <w:b w:val="0"/>
-            <w:bCs w:val="0"/>
+            <w:caps w:val="0"/>
           </w:rPr>
           <w:t>Б</w:t>
         </w:r>
         <w:r>
           <w:rPr>
-            <w:b w:val="0"/>
-            <w:bCs w:val="0"/>
             <w:webHidden/>
           </w:rPr>
           <w:tab/>
         </w:r>
         <w:r>
           <w:rPr>
-            <w:b w:val="0"/>
-            <w:bCs w:val="0"/>
             <w:webHidden/>
           </w:rPr>
           <w:fldChar w:fldCharType="begin"/>
         </w:r>
         <w:r>
           <w:rPr>
-            <w:b w:val="0"/>
-            <w:bCs w:val="0"/>
             <w:webHidden/>
           </w:rPr>
-          <w:instrText xml:space="preserve"> PAGEREF _Toc224649602 \h </w:instrText>
+          <w:instrText xml:space="preserve"> PAGEREF _Toc224650598 \h </w:instrText>
         </w:r>
         <w:r>
           <w:rPr>
-            <w:b w:val="0"/>
-            <w:bCs w:val="0"/>
             <w:webHidden/>
           </w:rPr>
         </w:r>
         <w:r>
           <w:rPr>
-            <w:b w:val="0"/>
-            <w:bCs w:val="0"/>
             <w:webHidden/>
           </w:rPr>
           <w:fldChar w:fldCharType="separate"/>
         </w:r>
         <w:r>
           <w:rPr>
-            <w:b w:val="0"/>
-            <w:bCs w:val="0"/>
             <w:webHidden/>
           </w:rPr>
-          <w:t>28</w:t>
+          <w:t>27</w:t>
         </w:r>
         <w:r>
           <w:rPr>
-            <w:b w:val="0"/>
-            <w:bCs w:val="0"/>
             <w:webHidden/>
           </w:rPr>
           <w:fldChar w:fldCharType="end"/>
@@ -3493,10 +3347,9 @@
     <w:p>
       <w:pPr>
         <w:pStyle w:val="12"/>
+        <w:spacing w:before="0"/>
         <w:rPr>
           <w:rFonts w:asciiTheme="minorHAnsi" w:eastAsiaTheme="minorEastAsia" w:hAnsiTheme="minorHAnsi" w:cstheme="minorBidi"/>
-          <w:b w:val="0"/>
-          <w:bCs w:val="0"/>
           <w:kern w:val="2"/>
           <w:sz w:val="24"/>
           <w:szCs w:val="24"/>
@@ -3504,20 +3357,18 @@
           <w14:ligatures w14:val="standardContextual"/>
         </w:rPr>
       </w:pPr>
-      <w:hyperlink w:anchor="_Toc224649603" w:history="1">
+      <w:hyperlink w:anchor="_Toc224650599" w:history="1">
         <w:r>
           <w:rPr>
             <w:rStyle w:val="ad"/>
-            <w:b w:val="0"/>
-            <w:bCs w:val="0"/>
+            <w:caps w:val="0"/>
           </w:rPr>
           <w:t>Приложение</w:t>
         </w:r>
         <w:r>
           <w:rPr>
             <w:rStyle w:val="ad"/>
-            <w:b w:val="0"/>
-            <w:bCs w:val="0"/>
+            <w:caps w:val="0"/>
             <w:lang w:val="en-US"/>
           </w:rPr>
           <w:t xml:space="preserve"> </w:t>
@@ -3525,62 +3376,47 @@
         <w:r>
           <w:rPr>
             <w:rStyle w:val="ad"/>
-            <w:b w:val="0"/>
-            <w:bCs w:val="0"/>
+            <w:caps w:val="0"/>
           </w:rPr>
           <w:t>В</w:t>
         </w:r>
         <w:r>
           <w:rPr>
-            <w:b w:val="0"/>
-            <w:bCs w:val="0"/>
             <w:webHidden/>
           </w:rPr>
           <w:tab/>
         </w:r>
         <w:r>
           <w:rPr>
-            <w:b w:val="0"/>
-            <w:bCs w:val="0"/>
             <w:webHidden/>
           </w:rPr>
           <w:fldChar w:fldCharType="begin"/>
         </w:r>
         <w:r>
           <w:rPr>
-            <w:b w:val="0"/>
-            <w:bCs w:val="0"/>
             <w:webHidden/>
           </w:rPr>
-          <w:instrText xml:space="preserve"> PAGEREF _Toc224649603 \h </w:instrText>
+          <w:instrText xml:space="preserve"> PAGEREF _Toc224650599 \h </w:instrText>
         </w:r>
         <w:r>
           <w:rPr>
-            <w:b w:val="0"/>
-            <w:bCs w:val="0"/>
             <w:webHidden/>
           </w:rPr>
         </w:r>
         <w:r>
           <w:rPr>
-            <w:b w:val="0"/>
-            <w:bCs w:val="0"/>
             <w:webHidden/>
           </w:rPr>
           <w:fldChar w:fldCharType="separate"/>
         </w:r>
         <w:r>
           <w:rPr>
-            <w:b w:val="0"/>
-            <w:bCs w:val="0"/>
             <w:webHidden/>
           </w:rPr>
-          <w:t>32</w:t>
+          <w:t>31</w:t>
         </w:r>
         <w:r>
           <w:rPr>
-            <w:b w:val="0"/>
-            <w:bCs w:val="0"/>
             <w:webHidden/>
           </w:rPr>
           <w:fldChar w:fldCharType="end"/>
@@ -3616,6 +3452,80 @@
           <w:szCs w:val="28"/>
         </w:rPr>
       </w:pPr>
+      <w:r>
+        <w:rPr>
+          <w:rFonts w:cs="Times New Roman"/>
+          <w:noProof/>
+          <w:color w:val="000000" w:themeColor="text1"/>
+          <w:szCs w:val="28"/>
+        </w:rPr>
+        <mc:AlternateContent>
+          <mc:Choice Requires="wps">
+            <w:drawing>
+              <wp:anchor distT="0" distB="0" distL="114300" distR="114300" simplePos="0" relativeHeight="251660288" behindDoc="0" locked="0" layoutInCell="1" allowOverlap="1" wp14:anchorId="1A6B06BB" wp14:editId="7B73E683">
+                <wp:simplePos x="0" y="0"/>
+                <wp:positionH relativeFrom="column">
+                  <wp:posOffset>5743359</wp:posOffset>
+                </wp:positionH>
+                <wp:positionV relativeFrom="paragraph">
+                  <wp:posOffset>1801986</wp:posOffset>
+                </wp:positionV>
+                <wp:extent cx="327660" cy="474453"/>
+                <wp:effectExtent l="0" t="0" r="15240" b="20955"/>
+                <wp:wrapNone/>
+                <wp:docPr id="1613764296" name="Прямоугольник 5"/>
+                <wp:cNvGraphicFramePr/>
+                <a:graphic xmlns:a="http://schemas.openxmlformats.org/drawingml/2006/main">
+                  <a:graphicData uri="http://schemas.microsoft.com/office/word/2010/wordprocessingShape">
+                    <wps:wsp>
+                      <wps:cNvSpPr/>
+                      <wps:spPr>
+                        <a:xfrm>
+                          <a:off x="0" y="0"/>
+                          <a:ext cx="327660" cy="474453"/>
+                        </a:xfrm>
+                        <a:prstGeom prst="rect">
+                          <a:avLst/>
+                        </a:prstGeom>
+                        <a:ln>
+                          <a:solidFill>
+                            <a:schemeClr val="bg1"/>
+                          </a:solidFill>
+                        </a:ln>
+                      </wps:spPr>
+                      <wps:style>
+                        <a:lnRef idx="2">
+                          <a:schemeClr val="dk1"/>
+                        </a:lnRef>
+                        <a:fillRef idx="1">
+                          <a:schemeClr val="lt1"/>
+                        </a:fillRef>
+                        <a:effectRef idx="0">
+                          <a:schemeClr val="dk1"/>
+                        </a:effectRef>
+                        <a:fontRef idx="minor">
+                          <a:schemeClr val="dk1"/>
+                        </a:fontRef>
+                      </wps:style>
+                      <wps:bodyPr rot="0" spcFirstLastPara="0" vertOverflow="overflow" horzOverflow="overflow" vert="horz" wrap="square" lIns="91440" tIns="45720" rIns="91440" bIns="45720" numCol="1" spcCol="0" rtlCol="0" fromWordArt="0" anchor="ctr" anchorCtr="0" forceAA="0" compatLnSpc="1">
+                        <a:prstTxWarp prst="textNoShape">
+                          <a:avLst/>
+                        </a:prstTxWarp>
+                        <a:noAutofit/>
+                      </wps:bodyPr>
+                    </wps:wsp>
+                  </a:graphicData>
+                </a:graphic>
+              </wp:anchor>
+            </w:drawing>
+          </mc:Choice>
+          <mc:Fallback>
+            <w:pict>
+              <v:rect w14:anchorId="47445916" id="Прямоугольник 5" o:spid="_x0000_s1026" style="position:absolute;margin-left:452.25pt;margin-top:141.9pt;width:25.8pt;height:37.35pt;z-index:251660288;visibility:visible;mso-wrap-style:square;mso-wrap-distance-left:9pt;mso-wrap-distance-top:0;mso-wrap-distance-right:9pt;mso-wrap-distance-bottom:0;mso-position-horizontal:absolute;mso-position-horizontal-relative:text;mso-position-vertical:absolute;mso-position-vertical-relative:text;v-text-anchor:middle" o:gfxdata="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" fillcolor="white [3201]" strokecolor="white [3212]" strokeweight="1pt"/>
+            </w:pict>
+          </mc:Fallback>
+        </mc:AlternateContent>
+      </w:r>
       <w:r>
         <w:rPr>
           <w:rFonts w:cs="Times New Roman"/>
@@ -3714,8 +3624,9 @@
         </w:rPr>
       </w:pPr>
       <w:bookmarkStart w:id="1" w:name="_Toc224648835"/>
-      <w:bookmarkStart w:id="2" w:name="_Toc224648432"/>
-      <w:bookmarkStart w:id="3" w:name="_Toc224649580"/>
+      <w:bookmarkStart w:id="2" w:name="_Toc224649580"/>
+      <w:bookmarkStart w:id="3" w:name="_Toc224648432"/>
+      <w:bookmarkStart w:id="4" w:name="_Toc224650576"/>
       <w:r>
         <w:rPr>
           <w:rFonts w:cs="Times New Roman"/>
@@ -3728,7 +3639,8 @@
         <w:t>ВВЕДЕНИЕ</w:t>
       </w:r>
       <w:bookmarkEnd w:id="1"/>
-      <w:bookmarkEnd w:id="3"/>
+      <w:bookmarkEnd w:id="2"/>
+      <w:bookmarkEnd w:id="4"/>
     </w:p>
     <w:p>
       <w:pPr>
@@ -3990,8 +3902,9 @@
           <w:szCs w:val="28"/>
         </w:rPr>
       </w:pPr>
-      <w:bookmarkStart w:id="4" w:name="_Toc224648836"/>
-      <w:bookmarkStart w:id="5" w:name="_Toc224649581"/>
+      <w:bookmarkStart w:id="5" w:name="_Toc224648836"/>
+      <w:bookmarkStart w:id="6" w:name="_Toc224649581"/>
+      <w:bookmarkStart w:id="7" w:name="_Toc224650577"/>
       <w:r>
         <w:rPr>
           <w:rFonts w:cs="Times New Roman"/>
@@ -4002,9 +3915,10 @@
         <w:t>1 Анализ предметной области</w:t>
       </w:r>
       <w:bookmarkEnd w:id="0"/>
-      <w:bookmarkEnd w:id="2"/>
-      <w:bookmarkEnd w:id="4"/>
+      <w:bookmarkEnd w:id="3"/>
       <w:bookmarkEnd w:id="5"/>
+      <w:bookmarkEnd w:id="6"/>
+      <w:bookmarkEnd w:id="7"/>
     </w:p>
     <w:p>
       <w:pPr>
@@ -4018,10 +3932,11 @@
           <w:szCs w:val="28"/>
         </w:rPr>
       </w:pPr>
-      <w:bookmarkStart w:id="6" w:name="_Toc224040728"/>
-      <w:bookmarkStart w:id="7" w:name="_Toc224648433"/>
-      <w:bookmarkStart w:id="8" w:name="_Toc224648837"/>
-      <w:bookmarkStart w:id="9" w:name="_Toc224649582"/>
+      <w:bookmarkStart w:id="8" w:name="_Toc224040728"/>
+      <w:bookmarkStart w:id="9" w:name="_Toc224648433"/>
+      <w:bookmarkStart w:id="10" w:name="_Toc224648837"/>
+      <w:bookmarkStart w:id="11" w:name="_Toc224649582"/>
+      <w:bookmarkStart w:id="12" w:name="_Toc224650578"/>
       <w:r>
         <w:rPr>
           <w:rFonts w:cs="Times New Roman"/>
@@ -4030,10 +3945,11 @@
         </w:rPr>
         <w:t>1.1 Анализ организационной структуры управления</w:t>
       </w:r>
-      <w:bookmarkEnd w:id="6"/>
-      <w:bookmarkEnd w:id="7"/>
       <w:bookmarkEnd w:id="8"/>
       <w:bookmarkEnd w:id="9"/>
+      <w:bookmarkEnd w:id="10"/>
+      <w:bookmarkEnd w:id="11"/>
+      <w:bookmarkEnd w:id="12"/>
     </w:p>
     <w:p>
       <w:pPr>
@@ -4065,14 +3981,13 @@
       </w:pPr>
       <w:r>
         <w:rPr>
-          <w:noProof/>
           <w:color w:val="EE0000"/>
         </w:rPr>
         <w:drawing>
-          <wp:inline distT="0" distB="0" distL="0" distR="0" wp14:anchorId="4745034F" wp14:editId="3D9CB69B">
-            <wp:extent cx="5001323" cy="4163006"/>
-            <wp:effectExtent l="0" t="0" r="8890" b="9525"/>
-            <wp:docPr id="881123570" name="Рисунок 1"/>
+          <wp:inline distT="0" distB="0" distL="0" distR="0" wp14:anchorId="5A2DB674" wp14:editId="1804D2B6">
+            <wp:extent cx="1911985" cy="4425351"/>
+            <wp:effectExtent l="0" t="0" r="0" b="0"/>
+            <wp:docPr id="1477738764" name="Рисунок 1"/>
             <wp:cNvGraphicFramePr>
               <a:graphicFrameLocks xmlns:a="http://schemas.openxmlformats.org/drawingml/2006/main" noChangeAspect="1"/>
             </wp:cNvGraphicFramePr>
@@ -4080,7 +3995,7 @@
               <a:graphicData uri="http://schemas.openxmlformats.org/drawingml/2006/picture">
                 <pic:pic xmlns:pic="http://schemas.openxmlformats.org/drawingml/2006/picture">
                   <pic:nvPicPr>
-                    <pic:cNvPr id="881123570" name=""/>
+                    <pic:cNvPr id="1477738764" name=""/>
                     <pic:cNvPicPr/>
                   </pic:nvPicPr>
                   <pic:blipFill>
@@ -4092,7 +4007,7 @@
                   <pic:spPr>
                     <a:xfrm>
                       <a:off x="0" y="0"/>
-                      <a:ext cx="5001323" cy="4163006"/>
+                      <a:ext cx="1916472" cy="4435736"/>
                     </a:xfrm>
                     <a:prstGeom prst="rect">
                       <a:avLst/>
@@ -4110,30 +4025,43 @@
         <w:spacing w:after="0" w:line="360" w:lineRule="auto"/>
         <w:ind w:firstLine="709"/>
         <w:jc w:val="both"/>
-      </w:pPr>
-      <w:r>
-        <w:t>Исходя из представленной структуры, функциональные обязанности сотрудников распределены следующим образом</w:t>
-      </w:r>
-      <w:r>
-        <w:t>.</w:t>
+        <w:rPr>
+          <w:color w:val="EE0000"/>
+        </w:rPr>
+      </w:pPr>
+      <w:r>
+        <w:t xml:space="preserve">Рисунок 1 - </w:t>
+      </w:r>
+      <w:r>
+        <w:t>Организационное строение ООО «Обувь»</w:t>
+      </w:r>
+    </w:p>
+    <w:p>
+      <w:pPr>
+        <w:spacing w:after="0" w:line="360" w:lineRule="auto"/>
+        <w:ind w:firstLine="709"/>
+        <w:jc w:val="both"/>
+      </w:pPr>
+      <w:r>
+        <w:lastRenderedPageBreak/>
+        <w:t>Исходя из представленной структуры, функциональные обязанности сотрудников распределены следующим образом:</w:t>
       </w:r>
     </w:p>
     <w:p>
       <w:pPr>
         <w:numPr>
           <w:ilvl w:val="0"/>
-          <w:numId w:val="2"/>
+          <w:numId w:val="7"/>
         </w:numPr>
         <w:spacing w:after="0" w:line="360" w:lineRule="auto"/>
-        <w:ind w:left="0" w:firstLine="709"/>
-        <w:jc w:val="both"/>
-      </w:pPr>
-      <w:r>
-        <w:lastRenderedPageBreak/>
+        <w:ind w:left="0" w:firstLine="720"/>
+        <w:jc w:val="both"/>
+      </w:pPr>
+      <w:r>
         <w:t>г</w:t>
       </w:r>
       <w:r>
-        <w:t>енеральный директор отвечает за общее руководство, определение стратегии развития, контроль финансовых результатов и утверждение штатного расписания</w:t>
+        <w:t>енеральный директор осуществляет стратегическое руководство, контролирует финансовые показатели, утверждает ассортиментную политику и представляет интересы компании во внешней среде</w:t>
       </w:r>
       <w:r>
         <w:t>;</w:t>
@@ -4143,17 +4071,17 @@
       <w:pPr>
         <w:numPr>
           <w:ilvl w:val="0"/>
-          <w:numId w:val="2"/>
+          <w:numId w:val="7"/>
         </w:numPr>
         <w:spacing w:after="0" w:line="360" w:lineRule="auto"/>
-        <w:ind w:left="0" w:firstLine="709"/>
-        <w:jc w:val="both"/>
-      </w:pPr>
-      <w:r>
-        <w:t>з</w:t>
-      </w:r>
-      <w:r>
-        <w:t>аместитель директора (администратор магазина) управляет операционной деятельностью торговой точки, координирует работу персонала, следит за правильностью выкладки товаров и проводит инвентаризационные мероприятия</w:t>
+        <w:ind w:left="0" w:firstLine="720"/>
+        <w:jc w:val="both"/>
+      </w:pPr>
+      <w:r>
+        <w:t>у</w:t>
+      </w:r>
+      <w:r>
+        <w:t>правляющий магазином отвечает за операционную деятельность: координирует работу персонала, контролирует выкладку товаров, разрешает конфликтные ситуации с покупателями, проводит инвентаризации и обеспечивает выполнение плана продаж</w:t>
       </w:r>
       <w:r>
         <w:t>;</w:t>
@@ -4163,17 +4091,17 @@
       <w:pPr>
         <w:numPr>
           <w:ilvl w:val="0"/>
-          <w:numId w:val="2"/>
+          <w:numId w:val="7"/>
         </w:numPr>
         <w:spacing w:after="0" w:line="360" w:lineRule="auto"/>
-        <w:ind w:left="0" w:firstLine="709"/>
-        <w:jc w:val="both"/>
-      </w:pPr>
-      <w:r>
-        <w:t>г</w:t>
-      </w:r>
-      <w:r>
-        <w:t>лавный бухгалтер обеспечивает ведение бухгалтерского и налогового учёта, производит расчет заработной платы и формирует отчетную документацию</w:t>
+        <w:ind w:left="0" w:firstLine="720"/>
+        <w:jc w:val="both"/>
+      </w:pPr>
+      <w:r>
+        <w:t>б</w:t>
+      </w:r>
+      <w:r>
+        <w:t>ухгалтер ведет бухгалтерский и налоговый учет, осуществляет расчеты с поставщиками, начисляет заработную плату, формирует отчетность и контролирует кассовые операции</w:t>
       </w:r>
       <w:r>
         <w:t>;</w:t>
@@ -4183,17 +4111,27 @@
       <w:pPr>
         <w:numPr>
           <w:ilvl w:val="0"/>
-          <w:numId w:val="2"/>
+          <w:numId w:val="7"/>
         </w:numPr>
         <w:spacing w:after="0" w:line="360" w:lineRule="auto"/>
-        <w:ind w:left="0" w:firstLine="709"/>
+        <w:ind w:left="0" w:firstLine="720"/>
         <w:jc w:val="both"/>
       </w:pPr>
       <w:r>
         <w:t>з</w:t>
       </w:r>
       <w:r>
-        <w:t>аведующий складом руководит складскими операциями, организует приемку и хранение товарных запасов, а также контролирует их своевременное перемещение в торговый зал</w:t>
+        <w:t>аведующий</w:t>
+      </w:r>
+      <w:r>
+        <w:rPr>
+          <w:b/>
+          <w:bCs/>
+        </w:rPr>
+        <w:t xml:space="preserve"> </w:t>
+      </w:r>
+      <w:r>
+        <w:t>складом организует приемку, хранение и перемещение товаров, отвечает за сохранность складских запасов, контролирует сроки годности и сезонность обуви, формирует заявки поставщикам</w:t>
       </w:r>
       <w:r>
         <w:t>;</w:t>
@@ -4203,77 +4141,20 @@
       <w:pPr>
         <w:numPr>
           <w:ilvl w:val="0"/>
-          <w:numId w:val="2"/>
+          <w:numId w:val="7"/>
         </w:numPr>
         <w:spacing w:after="0" w:line="360" w:lineRule="auto"/>
-        <w:ind w:left="0" w:firstLine="709"/>
-        <w:jc w:val="both"/>
-      </w:pPr>
-      <w:r>
-        <w:t>с</w:t>
-      </w:r>
-      <w:r>
-        <w:t>тарший продавец осуществляет координацию работы продавцов-консультантов и кассиров, контролирует соблюдение стандартов клиентского сервиса и проводит обучение новых сотрудников</w:t>
+        <w:ind w:left="0" w:firstLine="720"/>
+        <w:jc w:val="both"/>
+      </w:pPr>
+      <w:r>
+        <w:t>п</w:t>
+      </w:r>
+      <w:r>
+        <w:t>родавцы выполняют функции консультирования покупателей, помогают с примеркой, осуществляют кассовое обслуживание, следят за порядком в торговом зале и участвуют в инвентаризациях</w:t>
       </w:r>
       <w:r>
         <w:t>;</w:t>
-      </w:r>
-    </w:p>
-    <w:p>
-      <w:pPr>
-        <w:numPr>
-          <w:ilvl w:val="0"/>
-          <w:numId w:val="2"/>
-        </w:numPr>
-        <w:spacing w:after="0" w:line="360" w:lineRule="auto"/>
-        <w:ind w:left="0" w:firstLine="709"/>
-        <w:jc w:val="both"/>
-      </w:pPr>
-      <w:r>
-        <w:t>п</w:t>
-      </w:r>
-      <w:r>
-        <w:t>родавцы-консультанты занимаются консультированием покупателей по ассортименту, помогают с выбором и примеркой, а также обеспечивают сохранность товаров на своих торговых зонах</w:t>
-      </w:r>
-      <w:r>
-        <w:t>;</w:t>
-      </w:r>
-    </w:p>
-    <w:p>
-      <w:pPr>
-        <w:numPr>
-          <w:ilvl w:val="0"/>
-          <w:numId w:val="2"/>
-        </w:numPr>
-        <w:spacing w:after="0" w:line="360" w:lineRule="auto"/>
-        <w:ind w:left="0" w:firstLine="709"/>
-        <w:jc w:val="both"/>
-      </w:pPr>
-      <w:r>
-        <w:t>п</w:t>
-      </w:r>
-      <w:r>
-        <w:t>родавцы-кассиры выполняют кассовые операции, оформляют продажи и возвраты, ведут соответствующую кассовую документацию</w:t>
-      </w:r>
-      <w:r>
-        <w:t>;</w:t>
-      </w:r>
-    </w:p>
-    <w:p>
-      <w:pPr>
-        <w:numPr>
-          <w:ilvl w:val="0"/>
-          <w:numId w:val="2"/>
-        </w:numPr>
-        <w:spacing w:after="0" w:line="360" w:lineRule="auto"/>
-        <w:ind w:left="0" w:firstLine="709"/>
-        <w:jc w:val="both"/>
-      </w:pPr>
-      <w:r>
-        <w:t>к</w:t>
-      </w:r>
-      <w:r>
-        <w:t>ладовщики занимаются приемкой, размещением и хранением товара на складе, а также комплектуют партии для подачи в торговый зал.</w:t>
       </w:r>
     </w:p>
     <w:p>
@@ -4301,10 +4182,11 @@
       <w:r>
         <w:t xml:space="preserve"> </w:t>
       </w:r>
-      <w:bookmarkStart w:id="10" w:name="_Toc224040729"/>
-      <w:bookmarkStart w:id="11" w:name="_Toc224648434"/>
-      <w:bookmarkStart w:id="12" w:name="_Toc224648838"/>
-      <w:bookmarkStart w:id="13" w:name="_Toc224649583"/>
+      <w:bookmarkStart w:id="13" w:name="_Toc224040729"/>
+      <w:bookmarkStart w:id="14" w:name="_Toc224648434"/>
+      <w:bookmarkStart w:id="15" w:name="_Toc224648838"/>
+      <w:bookmarkStart w:id="16" w:name="_Toc224649583"/>
+      <w:bookmarkStart w:id="17" w:name="_Toc224650579"/>
       <w:r>
         <w:rPr>
           <w:rFonts w:cs="Times New Roman"/>
@@ -4313,86 +4195,11 @@
         </w:rPr>
         <w:t>1.2 Анализ функционирования объекта</w:t>
       </w:r>
-      <w:bookmarkEnd w:id="10"/>
-      <w:bookmarkEnd w:id="11"/>
-      <w:bookmarkEnd w:id="12"/>
       <w:bookmarkEnd w:id="13"/>
-    </w:p>
-    <w:p>
-      <w:pPr>
-        <w:spacing w:after="0" w:line="360" w:lineRule="auto"/>
-        <w:ind w:firstLine="709"/>
-        <w:jc w:val="both"/>
-        <w:rPr>
-          <w:rFonts w:cs="Times New Roman"/>
-          <w:color w:val="000000" w:themeColor="text1"/>
-          <w:szCs w:val="28"/>
-        </w:rPr>
-      </w:pPr>
-      <w:r>
-        <w:rPr>
-          <w:rFonts w:cs="Times New Roman"/>
-          <w:color w:val="000000" w:themeColor="text1"/>
-          <w:szCs w:val="28"/>
-        </w:rPr>
-        <w:t xml:space="preserve">Учет товаров в ООО «Обувь» в настоящее время ведется с использованием бумажных журналов и электронных таблиц, что вызывает ряд </w:t>
-      </w:r>
-      <w:r>
-        <w:rPr>
-          <w:rFonts w:cs="Times New Roman"/>
-          <w:color w:val="000000" w:themeColor="text1"/>
-          <w:szCs w:val="28"/>
-        </w:rPr>
-        <w:lastRenderedPageBreak/>
-        <w:t>операционных проблем. Ручной учет не позволяет оперативно отслеживать актуальные складские остатки: информация о наличии конкретных моделей, размеров или цветов часто запаздывает. В результате возникают расхождения между учетными данными и фактическим наличием товара, что создает неудобства для покупателей и сотрудников.</w:t>
-      </w:r>
-    </w:p>
-    <w:p>
-      <w:pPr>
-        <w:spacing w:after="0" w:line="360" w:lineRule="auto"/>
-        <w:ind w:firstLine="709"/>
-        <w:jc w:val="both"/>
-        <w:rPr>
-          <w:rFonts w:cs="Times New Roman"/>
-          <w:color w:val="000000" w:themeColor="text1"/>
-          <w:szCs w:val="28"/>
-        </w:rPr>
-      </w:pPr>
-      <w:r>
-        <w:rPr>
-          <w:rFonts w:cs="Times New Roman"/>
-          <w:color w:val="000000" w:themeColor="text1"/>
-          <w:szCs w:val="28"/>
-        </w:rPr>
-        <w:t>Высок риск ошибок при ручном вводе данных (опечатки, неверные цены или скидки), что может привести к финансовым потерям. Отсутствие разграничения доступа позволяет сотрудникам вносить несогласованные изменения, искажая или теряя данные. Анализ продаж и формирование отчетности требуют трудоемкого ручного сбора информации, что замедляет принятие управленческих решений. Кроме того, неспециализированные инструменты не обеспечивают удобный поиск и фильтрацию товаров по множеству параметров (размер, сезон, производитель, цена), что критично для обувного ассортимента.</w:t>
-      </w:r>
-    </w:p>
-    <w:p>
-      <w:pPr>
-        <w:spacing w:before="240" w:after="240" w:line="360" w:lineRule="auto"/>
-        <w:ind w:firstLine="709"/>
-        <w:jc w:val="both"/>
-        <w:outlineLvl w:val="1"/>
-        <w:rPr>
-          <w:rFonts w:cs="Times New Roman"/>
-          <w:color w:val="000000" w:themeColor="text1"/>
-          <w:szCs w:val="28"/>
-        </w:rPr>
-      </w:pPr>
-      <w:bookmarkStart w:id="14" w:name="_Toc224648435"/>
-      <w:bookmarkStart w:id="15" w:name="_Toc224648839"/>
-      <w:bookmarkStart w:id="16" w:name="_Toc224649584"/>
-      <w:r>
-        <w:rPr>
-          <w:rFonts w:cs="Times New Roman"/>
-          <w:color w:val="000000" w:themeColor="text1"/>
-          <w:szCs w:val="28"/>
-        </w:rPr>
-        <w:t>1.3 Разработка вариантов концепции информационной базы</w:t>
-      </w:r>
       <w:bookmarkEnd w:id="14"/>
       <w:bookmarkEnd w:id="15"/>
       <w:bookmarkEnd w:id="16"/>
+      <w:bookmarkEnd w:id="17"/>
     </w:p>
     <w:p>
       <w:pPr>
@@ -4411,7 +4218,16 @@
           <w:color w:val="000000" w:themeColor="text1"/>
           <w:szCs w:val="28"/>
         </w:rPr>
-        <w:t>Анализ текущих проблем подтверждает необходимость создания специализированной информационной системы для автоматизации ключевых бизнес-процессов магазина. Выбор в пользу самостоятельной разработки, а не внедрения готового решения, обусловлен следующими причинами:</w:t>
+        <w:t xml:space="preserve">Учет товаров в ООО «Обувь» в настоящее время ведется с использованием бумажных журналов и электронных таблиц, что вызывает ряд операционных проблем. Ручной учет не позволяет оперативно отслеживать актуальные складские остатки: информация о наличии конкретных моделей, размеров или цветов часто запаздывает. В результате возникают расхождения </w:t>
+      </w:r>
+      <w:r>
+        <w:rPr>
+          <w:rFonts w:cs="Times New Roman"/>
+          <w:color w:val="000000" w:themeColor="text1"/>
+          <w:szCs w:val="28"/>
+        </w:rPr>
+        <w:lastRenderedPageBreak/>
+        <w:t>между учетными данными и фактическим наличием товара, что создает неудобства для покупателей и сотрудников.</w:t>
       </w:r>
     </w:p>
     <w:p>
@@ -4431,168 +4247,7 @@
           <w:color w:val="000000" w:themeColor="text1"/>
           <w:szCs w:val="28"/>
         </w:rPr>
-        <w:t>• тиражные коммерческие системы либо избыточны по функционалу, либо требуют затратной адаптации под специфику конкретного магазина;</w:t>
-      </w:r>
-    </w:p>
-    <w:p>
-      <w:pPr>
-        <w:spacing w:after="0" w:line="360" w:lineRule="auto"/>
-        <w:ind w:firstLine="709"/>
-        <w:jc w:val="both"/>
-        <w:rPr>
-          <w:rFonts w:cs="Times New Roman"/>
-          <w:color w:val="000000" w:themeColor="text1"/>
-          <w:szCs w:val="28"/>
-        </w:rPr>
-      </w:pPr>
-      <w:r>
-        <w:rPr>
-          <w:rFonts w:cs="Times New Roman"/>
-          <w:color w:val="000000" w:themeColor="text1"/>
-          <w:szCs w:val="28"/>
-        </w:rPr>
-        <w:t>• в рамках учебной практики создание приложения "с нуля" позволяет освоить полный цикл разработки — от проектирования базы данных до тестирования;</w:t>
-      </w:r>
-    </w:p>
-    <w:p>
-      <w:pPr>
-        <w:spacing w:after="0" w:line="360" w:lineRule="auto"/>
-        <w:ind w:firstLine="709"/>
-        <w:jc w:val="both"/>
-        <w:rPr>
-          <w:rFonts w:cs="Times New Roman"/>
-          <w:color w:val="000000" w:themeColor="text1"/>
-          <w:szCs w:val="28"/>
-        </w:rPr>
-      </w:pPr>
-      <w:r>
-        <w:rPr>
-          <w:rFonts w:cs="Times New Roman"/>
-          <w:color w:val="000000" w:themeColor="text1"/>
-          <w:szCs w:val="28"/>
-        </w:rPr>
-        <w:t>• наличие четкого технического задания (КОД 09.02.07-2-2026) гарантирует соответствие разрабатываемого продукта требованиям демонстрационного экзамена.</w:t>
-      </w:r>
-    </w:p>
-    <w:p>
-      <w:pPr>
-        <w:spacing w:after="0" w:line="360" w:lineRule="auto"/>
-        <w:ind w:firstLine="709"/>
-        <w:jc w:val="both"/>
-        <w:rPr>
-          <w:rFonts w:cs="Times New Roman"/>
-          <w:color w:val="000000" w:themeColor="text1"/>
-          <w:szCs w:val="28"/>
-        </w:rPr>
-      </w:pPr>
-      <w:r>
-        <w:rPr>
-          <w:rFonts w:cs="Times New Roman"/>
-          <w:color w:val="000000" w:themeColor="text1"/>
-          <w:szCs w:val="28"/>
-        </w:rPr>
-        <w:t>Проектируемая система обеспечит:</w:t>
-      </w:r>
-    </w:p>
-    <w:p>
-      <w:pPr>
-        <w:spacing w:after="0" w:line="360" w:lineRule="auto"/>
-        <w:ind w:firstLine="709"/>
-        <w:jc w:val="both"/>
-        <w:rPr>
-          <w:rFonts w:cs="Times New Roman"/>
-          <w:color w:val="000000" w:themeColor="text1"/>
-          <w:szCs w:val="28"/>
-        </w:rPr>
-      </w:pPr>
-      <w:r>
-        <w:rPr>
-          <w:rFonts w:cs="Times New Roman"/>
-          <w:color w:val="000000" w:themeColor="text1"/>
-          <w:szCs w:val="28"/>
-        </w:rPr>
-        <w:lastRenderedPageBreak/>
-        <w:t>• централизованное хранение информации о товарах, поставщиках, производителях и заказах в реляционной базе данных с гарантией целостности данных;</w:t>
-      </w:r>
-    </w:p>
-    <w:p>
-      <w:pPr>
-        <w:spacing w:after="0" w:line="360" w:lineRule="auto"/>
-        <w:ind w:firstLine="709"/>
-        <w:jc w:val="both"/>
-        <w:rPr>
-          <w:rFonts w:cs="Times New Roman"/>
-          <w:color w:val="000000" w:themeColor="text1"/>
-          <w:szCs w:val="28"/>
-        </w:rPr>
-      </w:pPr>
-      <w:r>
-        <w:rPr>
-          <w:rFonts w:cs="Times New Roman"/>
-          <w:color w:val="000000" w:themeColor="text1"/>
-          <w:szCs w:val="28"/>
-        </w:rPr>
-        <w:t>• автоматизацию поиска и фильтрации товаров для ускорения работы персонала;</w:t>
-      </w:r>
-    </w:p>
-    <w:p>
-      <w:pPr>
-        <w:spacing w:after="0" w:line="360" w:lineRule="auto"/>
-        <w:ind w:firstLine="709"/>
-        <w:jc w:val="both"/>
-        <w:rPr>
-          <w:rFonts w:cs="Times New Roman"/>
-          <w:color w:val="000000" w:themeColor="text1"/>
-          <w:szCs w:val="28"/>
-        </w:rPr>
-      </w:pPr>
-      <w:r>
-        <w:rPr>
-          <w:rFonts w:cs="Times New Roman"/>
-          <w:color w:val="000000" w:themeColor="text1"/>
-          <w:szCs w:val="28"/>
-        </w:rPr>
-        <w:t>• разграничение прав доступа для предотвращения несанкционированных изменений;</w:t>
-      </w:r>
-    </w:p>
-    <w:p>
-      <w:pPr>
-        <w:spacing w:after="0" w:line="360" w:lineRule="auto"/>
-        <w:ind w:firstLine="709"/>
-        <w:jc w:val="both"/>
-        <w:rPr>
-          <w:rFonts w:cs="Times New Roman"/>
-          <w:color w:val="000000" w:themeColor="text1"/>
-          <w:szCs w:val="28"/>
-        </w:rPr>
-      </w:pPr>
-      <w:r>
-        <w:rPr>
-          <w:rFonts w:cs="Times New Roman"/>
-          <w:color w:val="000000" w:themeColor="text1"/>
-          <w:szCs w:val="28"/>
-        </w:rPr>
-        <w:t>• загрузку и оптимизацию изображений товаров;</w:t>
-      </w:r>
-    </w:p>
-    <w:p>
-      <w:pPr>
-        <w:spacing w:after="0" w:line="360" w:lineRule="auto"/>
-        <w:ind w:firstLine="709"/>
-        <w:jc w:val="both"/>
-        <w:rPr>
-          <w:rFonts w:cs="Times New Roman"/>
-          <w:color w:val="000000" w:themeColor="text1"/>
-          <w:szCs w:val="28"/>
-        </w:rPr>
-      </w:pPr>
-      <w:r>
-        <w:rPr>
-          <w:rFonts w:cs="Times New Roman"/>
-          <w:color w:val="000000" w:themeColor="text1"/>
-          <w:szCs w:val="28"/>
-        </w:rPr>
-        <w:t>• визуальное выделение строк в зависимости от наличия товара и размера скидки.</w:t>
+        <w:t>Высок риск ошибок при ручном вводе данных (опечатки, неверные цены или скидки), что может привести к финансовым потерям. Отсутствие разграничения доступа позволяет сотрудникам вносить несогласованные изменения, искажая или теряя данные. Анализ продаж и формирование отчетности требуют трудоемкого ручного сбора информации, что замедляет принятие управленческих решений. Кроме того, неспециализированные инструменты не обеспечивают удобный поиск и фильтрацию товаров по множеству параметров (размер, сезон, производитель, цена), что критично для обувного ассортимента.</w:t>
       </w:r>
     </w:p>
     <w:p>
@@ -4607,36 +4262,22 @@
           <w:szCs w:val="28"/>
         </w:rPr>
       </w:pPr>
-      <w:bookmarkStart w:id="17" w:name="_Toc224648436"/>
-      <w:bookmarkStart w:id="18" w:name="_Toc224648840"/>
-      <w:bookmarkStart w:id="19" w:name="_Toc224649585"/>
+      <w:bookmarkStart w:id="18" w:name="_Toc224648435"/>
+      <w:bookmarkStart w:id="19" w:name="_Toc224648839"/>
+      <w:bookmarkStart w:id="20" w:name="_Toc224649584"/>
+      <w:bookmarkStart w:id="21" w:name="_Toc224650580"/>
       <w:r>
         <w:rPr>
           <w:rFonts w:cs="Times New Roman"/>
           <w:color w:val="000000" w:themeColor="text1"/>
           <w:szCs w:val="28"/>
         </w:rPr>
-        <w:t>1.</w:t>
-      </w:r>
-      <w:r>
-        <w:rPr>
-          <w:rFonts w:cs="Times New Roman"/>
-          <w:color w:val="000000" w:themeColor="text1"/>
-          <w:szCs w:val="28"/>
-        </w:rPr>
-        <w:t>4</w:t>
-      </w:r>
-      <w:r>
-        <w:rPr>
-          <w:rFonts w:cs="Times New Roman"/>
-          <w:color w:val="000000" w:themeColor="text1"/>
-          <w:szCs w:val="28"/>
-        </w:rPr>
-        <w:t xml:space="preserve"> Требования к информационному обеспечению</w:t>
-      </w:r>
-      <w:bookmarkEnd w:id="17"/>
+        <w:t>1.3 Разработка вариантов концепции информационной базы</w:t>
+      </w:r>
       <w:bookmarkEnd w:id="18"/>
       <w:bookmarkEnd w:id="19"/>
+      <w:bookmarkEnd w:id="20"/>
+      <w:bookmarkEnd w:id="21"/>
     </w:p>
     <w:p>
       <w:pPr>
@@ -4655,6 +4296,252 @@
           <w:color w:val="000000" w:themeColor="text1"/>
           <w:szCs w:val="28"/>
         </w:rPr>
+        <w:t>Анализ текущих проблем подтверждает необходимость создания специализированной информационной системы для автоматизации ключевых бизнес-процессов магазина. Выбор в пользу самостоятельной разработки, а не внедрения готового решения, обусловлен следующими причинами:</w:t>
+      </w:r>
+    </w:p>
+    <w:p>
+      <w:pPr>
+        <w:spacing w:after="0" w:line="360" w:lineRule="auto"/>
+        <w:ind w:firstLine="709"/>
+        <w:jc w:val="both"/>
+        <w:rPr>
+          <w:rFonts w:cs="Times New Roman"/>
+          <w:color w:val="000000" w:themeColor="text1"/>
+          <w:szCs w:val="28"/>
+        </w:rPr>
+      </w:pPr>
+      <w:r>
+        <w:rPr>
+          <w:rFonts w:cs="Times New Roman"/>
+          <w:color w:val="000000" w:themeColor="text1"/>
+          <w:szCs w:val="28"/>
+        </w:rPr>
+        <w:t>• тиражные коммерческие системы либо избыточны по функционалу, либо требуют затратной адаптации под специфику конкретного магазина;</w:t>
+      </w:r>
+    </w:p>
+    <w:p>
+      <w:pPr>
+        <w:spacing w:after="0" w:line="360" w:lineRule="auto"/>
+        <w:ind w:firstLine="709"/>
+        <w:jc w:val="both"/>
+        <w:rPr>
+          <w:rFonts w:cs="Times New Roman"/>
+          <w:color w:val="000000" w:themeColor="text1"/>
+          <w:szCs w:val="28"/>
+        </w:rPr>
+      </w:pPr>
+      <w:r>
+        <w:rPr>
+          <w:rFonts w:cs="Times New Roman"/>
+          <w:color w:val="000000" w:themeColor="text1"/>
+          <w:szCs w:val="28"/>
+        </w:rPr>
+        <w:t>• в рамках учебной практики создание приложения "с нуля" позволяет освоить полный цикл разработки — от проектирования базы данных до тестирования;</w:t>
+      </w:r>
+    </w:p>
+    <w:p>
+      <w:pPr>
+        <w:spacing w:after="0" w:line="360" w:lineRule="auto"/>
+        <w:ind w:firstLine="709"/>
+        <w:jc w:val="both"/>
+        <w:rPr>
+          <w:rFonts w:cs="Times New Roman"/>
+          <w:color w:val="000000" w:themeColor="text1"/>
+          <w:szCs w:val="28"/>
+        </w:rPr>
+      </w:pPr>
+      <w:r>
+        <w:rPr>
+          <w:rFonts w:cs="Times New Roman"/>
+          <w:color w:val="000000" w:themeColor="text1"/>
+          <w:szCs w:val="28"/>
+        </w:rPr>
+        <w:t>• наличие четкого технического задания (КОД 09.02.07-2-2026) гарантирует соответствие разрабатываемого продукта требованиям демонстрационного экзамена.</w:t>
+      </w:r>
+    </w:p>
+    <w:p>
+      <w:pPr>
+        <w:spacing w:after="0" w:line="360" w:lineRule="auto"/>
+        <w:ind w:firstLine="709"/>
+        <w:jc w:val="both"/>
+        <w:rPr>
+          <w:rFonts w:cs="Times New Roman"/>
+          <w:color w:val="000000" w:themeColor="text1"/>
+          <w:szCs w:val="28"/>
+        </w:rPr>
+      </w:pPr>
+      <w:r>
+        <w:rPr>
+          <w:rFonts w:cs="Times New Roman"/>
+          <w:color w:val="000000" w:themeColor="text1"/>
+          <w:szCs w:val="28"/>
+        </w:rPr>
+        <w:t>Проектируемая система обеспечит:</w:t>
+      </w:r>
+    </w:p>
+    <w:p>
+      <w:pPr>
+        <w:spacing w:after="0" w:line="360" w:lineRule="auto"/>
+        <w:ind w:firstLine="709"/>
+        <w:jc w:val="both"/>
+        <w:rPr>
+          <w:rFonts w:cs="Times New Roman"/>
+          <w:color w:val="000000" w:themeColor="text1"/>
+          <w:szCs w:val="28"/>
+        </w:rPr>
+      </w:pPr>
+      <w:r>
+        <w:rPr>
+          <w:rFonts w:cs="Times New Roman"/>
+          <w:color w:val="000000" w:themeColor="text1"/>
+          <w:szCs w:val="28"/>
+        </w:rPr>
+        <w:t>• централизованное хранение информации о товарах, поставщиках, производителях и заказах в реляционной базе данных с гарантией целостности данных;</w:t>
+      </w:r>
+    </w:p>
+    <w:p>
+      <w:pPr>
+        <w:spacing w:after="0" w:line="360" w:lineRule="auto"/>
+        <w:ind w:firstLine="709"/>
+        <w:jc w:val="both"/>
+        <w:rPr>
+          <w:rFonts w:cs="Times New Roman"/>
+          <w:color w:val="000000" w:themeColor="text1"/>
+          <w:szCs w:val="28"/>
+        </w:rPr>
+      </w:pPr>
+      <w:r>
+        <w:rPr>
+          <w:rFonts w:cs="Times New Roman"/>
+          <w:color w:val="000000" w:themeColor="text1"/>
+          <w:szCs w:val="28"/>
+        </w:rPr>
+        <w:lastRenderedPageBreak/>
+        <w:t>• автоматизацию поиска и фильтрации товаров для ускорения работы персонала;</w:t>
+      </w:r>
+    </w:p>
+    <w:p>
+      <w:pPr>
+        <w:spacing w:after="0" w:line="360" w:lineRule="auto"/>
+        <w:ind w:firstLine="709"/>
+        <w:jc w:val="both"/>
+        <w:rPr>
+          <w:rFonts w:cs="Times New Roman"/>
+          <w:color w:val="000000" w:themeColor="text1"/>
+          <w:szCs w:val="28"/>
+        </w:rPr>
+      </w:pPr>
+      <w:r>
+        <w:rPr>
+          <w:rFonts w:cs="Times New Roman"/>
+          <w:color w:val="000000" w:themeColor="text1"/>
+          <w:szCs w:val="28"/>
+        </w:rPr>
+        <w:t>• разграничение прав доступа для предотвращения несанкционированных изменений;</w:t>
+      </w:r>
+    </w:p>
+    <w:p>
+      <w:pPr>
+        <w:spacing w:after="0" w:line="360" w:lineRule="auto"/>
+        <w:ind w:firstLine="709"/>
+        <w:jc w:val="both"/>
+        <w:rPr>
+          <w:rFonts w:cs="Times New Roman"/>
+          <w:color w:val="000000" w:themeColor="text1"/>
+          <w:szCs w:val="28"/>
+        </w:rPr>
+      </w:pPr>
+      <w:r>
+        <w:rPr>
+          <w:rFonts w:cs="Times New Roman"/>
+          <w:color w:val="000000" w:themeColor="text1"/>
+          <w:szCs w:val="28"/>
+        </w:rPr>
+        <w:t>• загрузку и оптимизацию изображений товаров;</w:t>
+      </w:r>
+    </w:p>
+    <w:p>
+      <w:pPr>
+        <w:spacing w:after="0" w:line="360" w:lineRule="auto"/>
+        <w:ind w:firstLine="709"/>
+        <w:jc w:val="both"/>
+        <w:rPr>
+          <w:rFonts w:cs="Times New Roman"/>
+          <w:color w:val="000000" w:themeColor="text1"/>
+          <w:szCs w:val="28"/>
+        </w:rPr>
+      </w:pPr>
+      <w:r>
+        <w:rPr>
+          <w:rFonts w:cs="Times New Roman"/>
+          <w:color w:val="000000" w:themeColor="text1"/>
+          <w:szCs w:val="28"/>
+        </w:rPr>
+        <w:t>• визуальное выделение строк в зависимости от наличия товара и размера скидки.</w:t>
+      </w:r>
+    </w:p>
+    <w:p>
+      <w:pPr>
+        <w:spacing w:before="240" w:after="240" w:line="360" w:lineRule="auto"/>
+        <w:ind w:firstLine="709"/>
+        <w:jc w:val="both"/>
+        <w:outlineLvl w:val="1"/>
+        <w:rPr>
+          <w:rFonts w:cs="Times New Roman"/>
+          <w:color w:val="000000" w:themeColor="text1"/>
+          <w:szCs w:val="28"/>
+        </w:rPr>
+      </w:pPr>
+      <w:bookmarkStart w:id="22" w:name="_Toc224648436"/>
+      <w:bookmarkStart w:id="23" w:name="_Toc224648840"/>
+      <w:bookmarkStart w:id="24" w:name="_Toc224649585"/>
+      <w:bookmarkStart w:id="25" w:name="_Toc224650581"/>
+      <w:r>
+        <w:rPr>
+          <w:rFonts w:cs="Times New Roman"/>
+          <w:color w:val="000000" w:themeColor="text1"/>
+          <w:szCs w:val="28"/>
+        </w:rPr>
+        <w:t>1.</w:t>
+      </w:r>
+      <w:r>
+        <w:rPr>
+          <w:rFonts w:cs="Times New Roman"/>
+          <w:color w:val="000000" w:themeColor="text1"/>
+          <w:szCs w:val="28"/>
+        </w:rPr>
+        <w:t>4</w:t>
+      </w:r>
+      <w:r>
+        <w:rPr>
+          <w:rFonts w:cs="Times New Roman"/>
+          <w:color w:val="000000" w:themeColor="text1"/>
+          <w:szCs w:val="28"/>
+        </w:rPr>
+        <w:t xml:space="preserve"> Требования к информационному обеспечению</w:t>
+      </w:r>
+      <w:bookmarkEnd w:id="22"/>
+      <w:bookmarkEnd w:id="23"/>
+      <w:bookmarkEnd w:id="24"/>
+      <w:bookmarkEnd w:id="25"/>
+    </w:p>
+    <w:p>
+      <w:pPr>
+        <w:spacing w:after="0" w:line="360" w:lineRule="auto"/>
+        <w:ind w:firstLine="709"/>
+        <w:jc w:val="both"/>
+        <w:rPr>
+          <w:rFonts w:cs="Times New Roman"/>
+          <w:color w:val="000000" w:themeColor="text1"/>
+          <w:szCs w:val="28"/>
+        </w:rPr>
+      </w:pPr>
+      <w:r>
+        <w:rPr>
+          <w:rFonts w:cs="Times New Roman"/>
+          <w:color w:val="000000" w:themeColor="text1"/>
+          <w:szCs w:val="28"/>
+        </w:rPr>
         <w:t>Система должна поддерживать четыре категории пользователей с различным уровнем доступа.</w:t>
       </w:r>
     </w:p>
@@ -4875,67 +4762,67 @@
           <w:color w:val="000000" w:themeColor="text1"/>
           <w:szCs w:val="28"/>
         </w:rPr>
+        <w:t>• управление заказами (просмотр, создание, редактирование, удаление).</w:t>
+      </w:r>
+    </w:p>
+    <w:p>
+      <w:pPr>
+        <w:spacing w:after="0" w:line="360" w:lineRule="auto"/>
+        <w:ind w:firstLine="709"/>
+        <w:jc w:val="both"/>
+        <w:rPr>
+          <w:rFonts w:cs="Times New Roman"/>
+          <w:color w:val="000000" w:themeColor="text1"/>
+          <w:szCs w:val="28"/>
+        </w:rPr>
+      </w:pPr>
+      <w:r>
+        <w:rPr>
+          <w:rFonts w:cs="Times New Roman"/>
+          <w:color w:val="000000" w:themeColor="text1"/>
+          <w:szCs w:val="28"/>
+        </w:rPr>
+        <w:t>Нефункциональные требования:</w:t>
+      </w:r>
+    </w:p>
+    <w:p>
+      <w:pPr>
+        <w:spacing w:after="0" w:line="360" w:lineRule="auto"/>
+        <w:ind w:firstLine="709"/>
+        <w:jc w:val="both"/>
+        <w:rPr>
+          <w:rFonts w:cs="Times New Roman"/>
+          <w:color w:val="000000" w:themeColor="text1"/>
+          <w:szCs w:val="28"/>
+        </w:rPr>
+      </w:pPr>
+      <w:r>
+        <w:rPr>
+          <w:rFonts w:cs="Times New Roman"/>
+          <w:color w:val="000000" w:themeColor="text1"/>
+          <w:szCs w:val="28"/>
+        </w:rPr>
+        <w:t>• десктопное приложение с графическим интерфейсом;</w:t>
+      </w:r>
+    </w:p>
+    <w:p>
+      <w:pPr>
+        <w:spacing w:after="0" w:line="360" w:lineRule="auto"/>
+        <w:ind w:firstLine="709"/>
+        <w:jc w:val="both"/>
+        <w:rPr>
+          <w:rFonts w:cs="Times New Roman"/>
+          <w:color w:val="000000" w:themeColor="text1"/>
+          <w:szCs w:val="28"/>
+        </w:rPr>
+      </w:pPr>
+      <w:r>
+        <w:rPr>
+          <w:rFonts w:cs="Times New Roman"/>
+          <w:color w:val="000000" w:themeColor="text1"/>
+          <w:szCs w:val="28"/>
+        </w:rPr>
         <w:lastRenderedPageBreak/>
-        <w:t>• управление заказами (просмотр, создание, редактирование, удаление).</w:t>
-      </w:r>
-    </w:p>
-    <w:p>
-      <w:pPr>
-        <w:spacing w:after="0" w:line="360" w:lineRule="auto"/>
-        <w:ind w:firstLine="709"/>
-        <w:jc w:val="both"/>
-        <w:rPr>
-          <w:rFonts w:cs="Times New Roman"/>
-          <w:color w:val="000000" w:themeColor="text1"/>
-          <w:szCs w:val="28"/>
-        </w:rPr>
-      </w:pPr>
-      <w:r>
-        <w:rPr>
-          <w:rFonts w:cs="Times New Roman"/>
-          <w:color w:val="000000" w:themeColor="text1"/>
-          <w:szCs w:val="28"/>
-        </w:rPr>
-        <w:t>Нефункциональные требования:</w:t>
-      </w:r>
-    </w:p>
-    <w:p>
-      <w:pPr>
-        <w:spacing w:after="0" w:line="360" w:lineRule="auto"/>
-        <w:ind w:firstLine="709"/>
-        <w:jc w:val="both"/>
-        <w:rPr>
-          <w:rFonts w:cs="Times New Roman"/>
-          <w:color w:val="000000" w:themeColor="text1"/>
-          <w:szCs w:val="28"/>
-        </w:rPr>
-      </w:pPr>
-      <w:r>
-        <w:rPr>
-          <w:rFonts w:cs="Times New Roman"/>
-          <w:color w:val="000000" w:themeColor="text1"/>
-          <w:szCs w:val="28"/>
-        </w:rPr>
-        <w:t>• десктопное приложение с графическим интерфейсом;</w:t>
-      </w:r>
-    </w:p>
-    <w:p>
-      <w:pPr>
-        <w:spacing w:after="0" w:line="360" w:lineRule="auto"/>
-        <w:ind w:firstLine="709"/>
-        <w:jc w:val="both"/>
-        <w:rPr>
-          <w:rFonts w:cs="Times New Roman"/>
-          <w:color w:val="000000" w:themeColor="text1"/>
-          <w:szCs w:val="28"/>
-        </w:rPr>
-      </w:pPr>
-      <w:r>
-        <w:rPr>
-          <w:rFonts w:cs="Times New Roman"/>
-          <w:color w:val="000000" w:themeColor="text1"/>
-          <w:szCs w:val="28"/>
-        </w:rPr>
         <w:t>• реляционная СУБД (MySQL);</w:t>
       </w:r>
     </w:p>
@@ -5103,7 +4990,6 @@
           <w:rFonts w:cs="Times New Roman"/>
           <w:szCs w:val="28"/>
         </w:rPr>
-        <w:lastRenderedPageBreak/>
         <w:br w:type="page"/>
       </w:r>
     </w:p>
@@ -5119,9 +5005,10 @@
           <w:szCs w:val="28"/>
         </w:rPr>
       </w:pPr>
-      <w:bookmarkStart w:id="20" w:name="_Toc224648437"/>
-      <w:bookmarkStart w:id="21" w:name="_Toc224648841"/>
-      <w:bookmarkStart w:id="22" w:name="_Toc224649586"/>
+      <w:bookmarkStart w:id="26" w:name="_Toc224648437"/>
+      <w:bookmarkStart w:id="27" w:name="_Toc224648841"/>
+      <w:bookmarkStart w:id="28" w:name="_Toc224649586"/>
+      <w:bookmarkStart w:id="29" w:name="_Toc224650582"/>
       <w:r>
         <w:rPr>
           <w:rFonts w:cs="Times New Roman"/>
@@ -5131,9 +5018,10 @@
         <w:lastRenderedPageBreak/>
         <w:t>2 ДЭ (уровень ПА)</w:t>
       </w:r>
-      <w:bookmarkEnd w:id="20"/>
-      <w:bookmarkEnd w:id="21"/>
-      <w:bookmarkEnd w:id="22"/>
+      <w:bookmarkEnd w:id="26"/>
+      <w:bookmarkEnd w:id="27"/>
+      <w:bookmarkEnd w:id="28"/>
+      <w:bookmarkEnd w:id="29"/>
     </w:p>
     <w:p>
       <w:pPr>
@@ -5147,9 +5035,10 @@
           <w:szCs w:val="28"/>
         </w:rPr>
       </w:pPr>
-      <w:bookmarkStart w:id="23" w:name="_Toc224648438"/>
-      <w:bookmarkStart w:id="24" w:name="_Toc224648842"/>
-      <w:bookmarkStart w:id="25" w:name="_Toc224649587"/>
+      <w:bookmarkStart w:id="30" w:name="_Toc224648438"/>
+      <w:bookmarkStart w:id="31" w:name="_Toc224648842"/>
+      <w:bookmarkStart w:id="32" w:name="_Toc224649587"/>
+      <w:bookmarkStart w:id="33" w:name="_Toc224650583"/>
       <w:r>
         <w:rPr>
           <w:rFonts w:cs="Times New Roman"/>
@@ -5158,9 +5047,10 @@
         </w:rPr>
         <w:t>2.1 Модуль 1</w:t>
       </w:r>
-      <w:bookmarkEnd w:id="23"/>
-      <w:bookmarkEnd w:id="24"/>
-      <w:bookmarkEnd w:id="25"/>
+      <w:bookmarkEnd w:id="30"/>
+      <w:bookmarkEnd w:id="31"/>
+      <w:bookmarkEnd w:id="32"/>
+      <w:bookmarkEnd w:id="33"/>
     </w:p>
     <w:p>
       <w:pPr>
@@ -6967,6 +6857,32 @@
           </w:p>
         </w:tc>
       </w:tr>
+    </w:tbl>
+    <w:p>
+      <w:r>
+        <w:br w:type="page"/>
+      </w:r>
+    </w:p>
+    <w:p>
+      <w:pPr>
+        <w:ind w:firstLine="709"/>
+      </w:pPr>
+      <w:r>
+        <w:lastRenderedPageBreak/>
+        <w:t>Продолжение таблицы 3</w:t>
+      </w:r>
+    </w:p>
+    <w:tbl>
+      <w:tblPr>
+        <w:tblStyle w:val="ac"/>
+        <w:tblW w:w="0" w:type="auto"/>
+        <w:tblLook w:val="04A0" w:firstRow="1" w:lastRow="0" w:firstColumn="1" w:lastColumn="0" w:noHBand="0" w:noVBand="1"/>
+      </w:tblPr>
+      <w:tblGrid>
+        <w:gridCol w:w="3140"/>
+        <w:gridCol w:w="3102"/>
+        <w:gridCol w:w="3102"/>
+      </w:tblGrid>
       <w:tr>
         <w:tc>
           <w:tcPr>
@@ -7033,7 +6949,6 @@
             </w:pPr>
             <w:proofErr w:type="spellStart"/>
             <w:r>
-              <w:lastRenderedPageBreak/>
               <w:t>deystvuyushchaya_skidka</w:t>
             </w:r>
             <w:proofErr w:type="spellEnd"/>
@@ -7075,28 +6990,6 @@
           </w:p>
         </w:tc>
       </w:tr>
-    </w:tbl>
-    <w:p>
-      <w:pPr>
-        <w:spacing w:after="0" w:line="360" w:lineRule="auto"/>
-        <w:ind w:firstLine="709"/>
-        <w:jc w:val="both"/>
-      </w:pPr>
-      <w:r>
-        <w:t>Продолжение таблицы 3</w:t>
-      </w:r>
-    </w:p>
-    <w:tbl>
-      <w:tblPr>
-        <w:tblStyle w:val="ac"/>
-        <w:tblW w:w="0" w:type="auto"/>
-        <w:tblLook w:val="04A0" w:firstRow="1" w:lastRow="0" w:firstColumn="1" w:lastColumn="0" w:noHBand="0" w:noVBand="1"/>
-      </w:tblPr>
-      <w:tblGrid>
-        <w:gridCol w:w="3140"/>
-        <w:gridCol w:w="3102"/>
-        <w:gridCol w:w="3102"/>
-      </w:tblGrid>
       <w:tr>
         <w:tc>
           <w:tcPr>
@@ -7121,9 +7014,6 @@
             <w:pPr>
               <w:jc w:val="both"/>
               <w:rPr>
-                <w:rFonts w:cs="Times New Roman"/>
-                <w:color w:val="000000" w:themeColor="text1"/>
-                <w:szCs w:val="28"/>
                 <w:lang w:val="en-US"/>
               </w:rPr>
             </w:pPr>
@@ -7182,6 +7072,9 @@
             <w:pPr>
               <w:jc w:val="both"/>
               <w:rPr>
+                <w:rFonts w:cs="Times New Roman"/>
+                <w:color w:val="000000" w:themeColor="text1"/>
+                <w:szCs w:val="28"/>
                 <w:lang w:val="en-US"/>
               </w:rPr>
             </w:pPr>
@@ -7189,13 +7082,7 @@
               <w:rPr>
                 <w:lang w:val="en-US"/>
               </w:rPr>
-              <w:t>t</w:t>
-            </w:r>
-            <w:r>
-              <w:rPr>
-                <w:lang w:val="en-US"/>
-              </w:rPr>
-              <w:t>ext</w:t>
+              <w:t>text</w:t>
             </w:r>
           </w:p>
         </w:tc>
@@ -7242,6 +7129,9 @@
           <w:p>
             <w:pPr>
               <w:jc w:val="both"/>
+              <w:rPr>
+                <w:lang w:val="en-US"/>
+              </w:rPr>
             </w:pPr>
             <w:r>
               <w:rPr>
@@ -7278,7 +7168,6 @@
     <w:p>
       <w:pPr>
         <w:spacing w:after="0" w:line="360" w:lineRule="auto"/>
-        <w:ind w:firstLine="709"/>
         <w:jc w:val="both"/>
       </w:pPr>
     </w:p>
@@ -8842,12 +8731,25 @@
           <w:szCs w:val="28"/>
         </w:rPr>
       </w:pPr>
-      <w:r>
+    </w:p>
+    <w:p>
+      <w:pPr>
+        <w:spacing w:after="0" w:line="360" w:lineRule="auto"/>
+        <w:ind w:firstLine="709"/>
+        <w:jc w:val="both"/>
         <w:rPr>
           <w:rFonts w:cs="Times New Roman"/>
           <w:color w:val="000000" w:themeColor="text1"/>
           <w:szCs w:val="28"/>
         </w:rPr>
+      </w:pPr>
+      <w:r>
+        <w:rPr>
+          <w:rFonts w:cs="Times New Roman"/>
+          <w:color w:val="000000" w:themeColor="text1"/>
+          <w:szCs w:val="28"/>
+        </w:rPr>
+        <w:lastRenderedPageBreak/>
         <w:t xml:space="preserve">Таблица </w:t>
       </w:r>
       <w:r>
@@ -8980,7 +8882,6 @@
                 <w:szCs w:val="28"/>
                 <w:lang w:val="en-US"/>
               </w:rPr>
-              <w:lastRenderedPageBreak/>
               <w:t>Id</w:t>
             </w:r>
           </w:p>
@@ -9115,6 +9016,18 @@
         </w:tc>
       </w:tr>
     </w:tbl>
+    <w:p>
+      <w:pPr>
+        <w:spacing w:after="0" w:line="360" w:lineRule="auto"/>
+        <w:ind w:firstLine="709"/>
+        <w:jc w:val="both"/>
+        <w:rPr>
+          <w:rFonts w:cs="Times New Roman"/>
+          <w:color w:val="000000" w:themeColor="text1"/>
+          <w:szCs w:val="28"/>
+        </w:rPr>
+      </w:pPr>
+    </w:p>
     <w:p>
       <w:pPr>
         <w:spacing w:after="0" w:line="360" w:lineRule="auto"/>
@@ -9668,6 +9581,7 @@
         <w:jc w:val="both"/>
       </w:pPr>
       <w:r>
+        <w:lastRenderedPageBreak/>
         <w:t>• </w:t>
       </w:r>
       <w:proofErr w:type="spellStart"/>
@@ -9701,7 +9615,6 @@
         <w:jc w:val="both"/>
       </w:pPr>
       <w:r>
-        <w:lastRenderedPageBreak/>
         <w:t>Связь между заказами и товарами реализована через промежуточную таблицу </w:t>
       </w:r>
       <w:proofErr w:type="spellStart"/>
@@ -9737,18 +9650,20 @@
         <w:jc w:val="both"/>
         <w:outlineLvl w:val="1"/>
       </w:pPr>
-      <w:bookmarkStart w:id="26" w:name="_Toc224648439"/>
-      <w:bookmarkStart w:id="27" w:name="_Toc224648843"/>
-      <w:bookmarkStart w:id="28" w:name="_Toc224649588"/>
+      <w:bookmarkStart w:id="34" w:name="_Toc224648439"/>
+      <w:bookmarkStart w:id="35" w:name="_Toc224648843"/>
+      <w:bookmarkStart w:id="36" w:name="_Toc224649588"/>
+      <w:bookmarkStart w:id="37" w:name="_Toc224650584"/>
       <w:r>
         <w:t xml:space="preserve">2.2 </w:t>
       </w:r>
       <w:r>
         <w:t>Модуль 2</w:t>
       </w:r>
-      <w:bookmarkEnd w:id="26"/>
-      <w:bookmarkEnd w:id="27"/>
-      <w:bookmarkEnd w:id="28"/>
+      <w:bookmarkEnd w:id="34"/>
+      <w:bookmarkEnd w:id="35"/>
+      <w:bookmarkEnd w:id="36"/>
+      <w:bookmarkEnd w:id="37"/>
     </w:p>
     <w:p>
       <w:pPr>
@@ -10209,9 +10124,10 @@
           <w:szCs w:val="28"/>
         </w:rPr>
       </w:pPr>
-      <w:bookmarkStart w:id="29" w:name="_Toc224648440"/>
-      <w:bookmarkStart w:id="30" w:name="_Toc224648844"/>
-      <w:bookmarkStart w:id="31" w:name="_Toc224649589"/>
+      <w:bookmarkStart w:id="38" w:name="_Toc224648440"/>
+      <w:bookmarkStart w:id="39" w:name="_Toc224648844"/>
+      <w:bookmarkStart w:id="40" w:name="_Toc224649589"/>
+      <w:bookmarkStart w:id="41" w:name="_Toc224650585"/>
       <w:r>
         <w:rPr>
           <w:rFonts w:cs="Times New Roman"/>
@@ -10220,131 +10136,138 @@
         </w:rPr>
         <w:lastRenderedPageBreak/>
         <w:t>3 ГИА ДЭ БУ</w:t>
-      </w:r>
-      <w:bookmarkEnd w:id="29"/>
-      <w:bookmarkEnd w:id="30"/>
-      <w:bookmarkEnd w:id="31"/>
-    </w:p>
-    <w:p>
-      <w:pPr>
-        <w:spacing w:before="240" w:after="240" w:line="360" w:lineRule="auto"/>
-        <w:ind w:firstLine="709"/>
-        <w:jc w:val="both"/>
-        <w:outlineLvl w:val="1"/>
-        <w:rPr>
-          <w:rFonts w:cs="Times New Roman"/>
-          <w:color w:val="000000" w:themeColor="text1"/>
-          <w:szCs w:val="28"/>
-        </w:rPr>
-      </w:pPr>
-      <w:bookmarkStart w:id="32" w:name="_Toc224648441"/>
-      <w:bookmarkStart w:id="33" w:name="_Toc224648845"/>
-      <w:bookmarkStart w:id="34" w:name="_Toc224649590"/>
-      <w:r>
-        <w:rPr>
-          <w:rFonts w:cs="Times New Roman"/>
-          <w:color w:val="000000" w:themeColor="text1"/>
-          <w:szCs w:val="28"/>
-        </w:rPr>
-        <w:t>3.1 Модуль 1</w:t>
-      </w:r>
-      <w:bookmarkEnd w:id="32"/>
-      <w:bookmarkEnd w:id="33"/>
-      <w:bookmarkEnd w:id="34"/>
-    </w:p>
-    <w:p>
-      <w:pPr>
-        <w:spacing w:after="0" w:line="360" w:lineRule="auto"/>
-        <w:ind w:firstLine="709"/>
-        <w:jc w:val="both"/>
-        <w:rPr>
-          <w:rFonts w:cs="Times New Roman"/>
-          <w:color w:val="000000" w:themeColor="text1"/>
-          <w:szCs w:val="28"/>
-        </w:rPr>
-      </w:pPr>
-      <w:r>
-        <w:rPr>
-          <w:rFonts w:cs="Times New Roman"/>
-          <w:color w:val="000000" w:themeColor="text1"/>
-          <w:szCs w:val="28"/>
-        </w:rPr>
-        <w:t>Смотрите пункт 2.1</w:t>
-      </w:r>
-    </w:p>
-    <w:p>
-      <w:pPr>
-        <w:spacing w:before="240" w:after="240" w:line="360" w:lineRule="auto"/>
-        <w:ind w:firstLine="709"/>
-        <w:jc w:val="both"/>
-        <w:outlineLvl w:val="1"/>
-        <w:rPr>
-          <w:rFonts w:cs="Times New Roman"/>
-          <w:color w:val="000000" w:themeColor="text1"/>
-          <w:szCs w:val="28"/>
-        </w:rPr>
-      </w:pPr>
-      <w:bookmarkStart w:id="35" w:name="_Toc224648442"/>
-      <w:bookmarkStart w:id="36" w:name="_Toc224648846"/>
-      <w:bookmarkStart w:id="37" w:name="_Toc224649591"/>
-      <w:r>
-        <w:rPr>
-          <w:rFonts w:cs="Times New Roman"/>
-          <w:color w:val="000000" w:themeColor="text1"/>
-          <w:szCs w:val="28"/>
-        </w:rPr>
-        <w:t>3.2 Модуль 2</w:t>
-      </w:r>
-      <w:bookmarkEnd w:id="35"/>
-      <w:bookmarkEnd w:id="36"/>
-      <w:bookmarkEnd w:id="37"/>
-    </w:p>
-    <w:p>
-      <w:pPr>
-        <w:spacing w:after="0" w:line="360" w:lineRule="auto"/>
-        <w:ind w:firstLine="709"/>
-        <w:jc w:val="both"/>
-        <w:rPr>
-          <w:rFonts w:cs="Times New Roman"/>
-          <w:color w:val="000000" w:themeColor="text1"/>
-          <w:szCs w:val="28"/>
-        </w:rPr>
-      </w:pPr>
-      <w:r>
-        <w:rPr>
-          <w:rFonts w:cs="Times New Roman"/>
-          <w:color w:val="000000" w:themeColor="text1"/>
-          <w:szCs w:val="28"/>
-        </w:rPr>
-        <w:t>Смотрите пункт 2.2</w:t>
-      </w:r>
-    </w:p>
-    <w:p>
-      <w:pPr>
-        <w:spacing w:before="240" w:after="240" w:line="360" w:lineRule="auto"/>
-        <w:ind w:firstLine="709"/>
-        <w:jc w:val="both"/>
-        <w:outlineLvl w:val="1"/>
-        <w:rPr>
-          <w:rFonts w:cs="Times New Roman"/>
-          <w:color w:val="000000" w:themeColor="text1"/>
-          <w:szCs w:val="28"/>
-        </w:rPr>
-      </w:pPr>
-      <w:bookmarkStart w:id="38" w:name="_Toc224648443"/>
-      <w:bookmarkStart w:id="39" w:name="_Toc224648847"/>
-      <w:bookmarkStart w:id="40" w:name="_Toc224649592"/>
-      <w:r>
-        <w:rPr>
-          <w:rFonts w:cs="Times New Roman"/>
-          <w:color w:val="000000" w:themeColor="text1"/>
-          <w:szCs w:val="28"/>
-        </w:rPr>
-        <w:t>3.3 Модуль 3</w:t>
       </w:r>
       <w:bookmarkEnd w:id="38"/>
       <w:bookmarkEnd w:id="39"/>
       <w:bookmarkEnd w:id="40"/>
+      <w:bookmarkEnd w:id="41"/>
+    </w:p>
+    <w:p>
+      <w:pPr>
+        <w:spacing w:before="240" w:after="240" w:line="360" w:lineRule="auto"/>
+        <w:ind w:firstLine="709"/>
+        <w:jc w:val="both"/>
+        <w:outlineLvl w:val="1"/>
+        <w:rPr>
+          <w:rFonts w:cs="Times New Roman"/>
+          <w:color w:val="000000" w:themeColor="text1"/>
+          <w:szCs w:val="28"/>
+        </w:rPr>
+      </w:pPr>
+      <w:bookmarkStart w:id="42" w:name="_Toc224648441"/>
+      <w:bookmarkStart w:id="43" w:name="_Toc224648845"/>
+      <w:bookmarkStart w:id="44" w:name="_Toc224649590"/>
+      <w:bookmarkStart w:id="45" w:name="_Toc224650586"/>
+      <w:r>
+        <w:rPr>
+          <w:rFonts w:cs="Times New Roman"/>
+          <w:color w:val="000000" w:themeColor="text1"/>
+          <w:szCs w:val="28"/>
+        </w:rPr>
+        <w:t>3.1 Модуль 1</w:t>
+      </w:r>
+      <w:bookmarkEnd w:id="42"/>
+      <w:bookmarkEnd w:id="43"/>
+      <w:bookmarkEnd w:id="44"/>
+      <w:bookmarkEnd w:id="45"/>
+    </w:p>
+    <w:p>
+      <w:pPr>
+        <w:spacing w:after="0" w:line="360" w:lineRule="auto"/>
+        <w:ind w:firstLine="709"/>
+        <w:jc w:val="both"/>
+        <w:rPr>
+          <w:rFonts w:cs="Times New Roman"/>
+          <w:color w:val="000000" w:themeColor="text1"/>
+          <w:szCs w:val="28"/>
+        </w:rPr>
+      </w:pPr>
+      <w:r>
+        <w:rPr>
+          <w:rFonts w:cs="Times New Roman"/>
+          <w:color w:val="000000" w:themeColor="text1"/>
+          <w:szCs w:val="28"/>
+        </w:rPr>
+        <w:t>Смотрите пункт 2.1</w:t>
+      </w:r>
+    </w:p>
+    <w:p>
+      <w:pPr>
+        <w:spacing w:before="240" w:after="240" w:line="360" w:lineRule="auto"/>
+        <w:ind w:firstLine="709"/>
+        <w:jc w:val="both"/>
+        <w:outlineLvl w:val="1"/>
+        <w:rPr>
+          <w:rFonts w:cs="Times New Roman"/>
+          <w:color w:val="000000" w:themeColor="text1"/>
+          <w:szCs w:val="28"/>
+        </w:rPr>
+      </w:pPr>
+      <w:bookmarkStart w:id="46" w:name="_Toc224648442"/>
+      <w:bookmarkStart w:id="47" w:name="_Toc224648846"/>
+      <w:bookmarkStart w:id="48" w:name="_Toc224649591"/>
+      <w:bookmarkStart w:id="49" w:name="_Toc224650587"/>
+      <w:r>
+        <w:rPr>
+          <w:rFonts w:cs="Times New Roman"/>
+          <w:color w:val="000000" w:themeColor="text1"/>
+          <w:szCs w:val="28"/>
+        </w:rPr>
+        <w:t>3.2 Модуль 2</w:t>
+      </w:r>
+      <w:bookmarkEnd w:id="46"/>
+      <w:bookmarkEnd w:id="47"/>
+      <w:bookmarkEnd w:id="48"/>
+      <w:bookmarkEnd w:id="49"/>
+    </w:p>
+    <w:p>
+      <w:pPr>
+        <w:spacing w:after="0" w:line="360" w:lineRule="auto"/>
+        <w:ind w:firstLine="709"/>
+        <w:jc w:val="both"/>
+        <w:rPr>
+          <w:rFonts w:cs="Times New Roman"/>
+          <w:color w:val="000000" w:themeColor="text1"/>
+          <w:szCs w:val="28"/>
+        </w:rPr>
+      </w:pPr>
+      <w:r>
+        <w:rPr>
+          <w:rFonts w:cs="Times New Roman"/>
+          <w:color w:val="000000" w:themeColor="text1"/>
+          <w:szCs w:val="28"/>
+        </w:rPr>
+        <w:t>Смотрите пункт 2.2</w:t>
+      </w:r>
+    </w:p>
+    <w:p>
+      <w:pPr>
+        <w:spacing w:before="240" w:after="240" w:line="360" w:lineRule="auto"/>
+        <w:ind w:firstLine="709"/>
+        <w:jc w:val="both"/>
+        <w:outlineLvl w:val="1"/>
+        <w:rPr>
+          <w:rFonts w:cs="Times New Roman"/>
+          <w:color w:val="000000" w:themeColor="text1"/>
+          <w:szCs w:val="28"/>
+        </w:rPr>
+      </w:pPr>
+      <w:bookmarkStart w:id="50" w:name="_Toc224648443"/>
+      <w:bookmarkStart w:id="51" w:name="_Toc224648847"/>
+      <w:bookmarkStart w:id="52" w:name="_Toc224649592"/>
+      <w:bookmarkStart w:id="53" w:name="_Toc224650588"/>
+      <w:r>
+        <w:rPr>
+          <w:rFonts w:cs="Times New Roman"/>
+          <w:color w:val="000000" w:themeColor="text1"/>
+          <w:szCs w:val="28"/>
+        </w:rPr>
+        <w:t>3.3 Модуль 3</w:t>
+      </w:r>
+      <w:bookmarkEnd w:id="50"/>
+      <w:bookmarkEnd w:id="51"/>
+      <w:bookmarkEnd w:id="52"/>
+      <w:bookmarkEnd w:id="53"/>
     </w:p>
     <w:p>
       <w:pPr>
@@ -10798,9 +10721,10 @@
           <w:szCs w:val="28"/>
         </w:rPr>
       </w:pPr>
-      <w:bookmarkStart w:id="41" w:name="_Toc224648444"/>
-      <w:bookmarkStart w:id="42" w:name="_Toc224648848"/>
-      <w:bookmarkStart w:id="43" w:name="_Toc224649593"/>
+      <w:bookmarkStart w:id="54" w:name="_Toc224648444"/>
+      <w:bookmarkStart w:id="55" w:name="_Toc224648848"/>
+      <w:bookmarkStart w:id="56" w:name="_Toc224649593"/>
+      <w:bookmarkStart w:id="57" w:name="_Toc224650589"/>
       <w:r>
         <w:rPr>
           <w:rFonts w:cs="Times New Roman"/>
@@ -10809,9 +10733,10 @@
         <w:lastRenderedPageBreak/>
         <w:t>4 ГИА ДЭ ПУ</w:t>
       </w:r>
-      <w:bookmarkEnd w:id="41"/>
-      <w:bookmarkEnd w:id="42"/>
-      <w:bookmarkEnd w:id="43"/>
+      <w:bookmarkEnd w:id="54"/>
+      <w:bookmarkEnd w:id="55"/>
+      <w:bookmarkEnd w:id="56"/>
+      <w:bookmarkEnd w:id="57"/>
     </w:p>
     <w:p>
       <w:pPr>
@@ -10824,9 +10749,10 @@
           <w:szCs w:val="28"/>
         </w:rPr>
       </w:pPr>
-      <w:bookmarkStart w:id="44" w:name="_Toc224648445"/>
-      <w:bookmarkStart w:id="45" w:name="_Toc224648849"/>
-      <w:bookmarkStart w:id="46" w:name="_Toc224649594"/>
+      <w:bookmarkStart w:id="58" w:name="_Toc224648445"/>
+      <w:bookmarkStart w:id="59" w:name="_Toc224648849"/>
+      <w:bookmarkStart w:id="60" w:name="_Toc224649594"/>
+      <w:bookmarkStart w:id="61" w:name="_Toc224650590"/>
       <w:r>
         <w:rPr>
           <w:rFonts w:cs="Times New Roman"/>
@@ -10834,9 +10760,10 @@
         </w:rPr>
         <w:t>4.1 Модуль 1</w:t>
       </w:r>
-      <w:bookmarkEnd w:id="44"/>
-      <w:bookmarkEnd w:id="45"/>
-      <w:bookmarkEnd w:id="46"/>
+      <w:bookmarkEnd w:id="58"/>
+      <w:bookmarkEnd w:id="59"/>
+      <w:bookmarkEnd w:id="60"/>
+      <w:bookmarkEnd w:id="61"/>
     </w:p>
     <w:p>
       <w:pPr>
@@ -10867,9 +10794,10 @@
           <w:szCs w:val="28"/>
         </w:rPr>
       </w:pPr>
-      <w:bookmarkStart w:id="47" w:name="_Toc224648446"/>
-      <w:bookmarkStart w:id="48" w:name="_Toc224648850"/>
-      <w:bookmarkStart w:id="49" w:name="_Toc224649595"/>
+      <w:bookmarkStart w:id="62" w:name="_Toc224648446"/>
+      <w:bookmarkStart w:id="63" w:name="_Toc224648850"/>
+      <w:bookmarkStart w:id="64" w:name="_Toc224649595"/>
+      <w:bookmarkStart w:id="65" w:name="_Toc224650591"/>
       <w:r>
         <w:rPr>
           <w:rFonts w:cs="Times New Roman"/>
@@ -10877,9 +10805,10 @@
         </w:rPr>
         <w:t>4.2 Модуль 2</w:t>
       </w:r>
-      <w:bookmarkEnd w:id="47"/>
-      <w:bookmarkEnd w:id="48"/>
-      <w:bookmarkEnd w:id="49"/>
+      <w:bookmarkEnd w:id="62"/>
+      <w:bookmarkEnd w:id="63"/>
+      <w:bookmarkEnd w:id="64"/>
+      <w:bookmarkEnd w:id="65"/>
     </w:p>
     <w:p>
       <w:pPr>
@@ -10910,9 +10839,10 @@
           <w:szCs w:val="28"/>
         </w:rPr>
       </w:pPr>
-      <w:bookmarkStart w:id="50" w:name="_Toc224648447"/>
-      <w:bookmarkStart w:id="51" w:name="_Toc224648851"/>
-      <w:bookmarkStart w:id="52" w:name="_Toc224649596"/>
+      <w:bookmarkStart w:id="66" w:name="_Toc224648447"/>
+      <w:bookmarkStart w:id="67" w:name="_Toc224648851"/>
+      <w:bookmarkStart w:id="68" w:name="_Toc224649596"/>
+      <w:bookmarkStart w:id="69" w:name="_Toc224650592"/>
       <w:r>
         <w:rPr>
           <w:rFonts w:cs="Times New Roman"/>
@@ -10920,9 +10850,10 @@
         </w:rPr>
         <w:t>4.3 Модуль 3</w:t>
       </w:r>
-      <w:bookmarkEnd w:id="50"/>
-      <w:bookmarkEnd w:id="51"/>
-      <w:bookmarkEnd w:id="52"/>
+      <w:bookmarkEnd w:id="66"/>
+      <w:bookmarkEnd w:id="67"/>
+      <w:bookmarkEnd w:id="68"/>
+      <w:bookmarkEnd w:id="69"/>
     </w:p>
     <w:p>
       <w:pPr>
@@ -10953,9 +10884,10 @@
           <w:szCs w:val="28"/>
         </w:rPr>
       </w:pPr>
-      <w:bookmarkStart w:id="53" w:name="_Toc224648448"/>
-      <w:bookmarkStart w:id="54" w:name="_Toc224648852"/>
-      <w:bookmarkStart w:id="55" w:name="_Toc224649597"/>
+      <w:bookmarkStart w:id="70" w:name="_Toc224648448"/>
+      <w:bookmarkStart w:id="71" w:name="_Toc224648852"/>
+      <w:bookmarkStart w:id="72" w:name="_Toc224649597"/>
+      <w:bookmarkStart w:id="73" w:name="_Toc224650593"/>
       <w:r>
         <w:rPr>
           <w:rFonts w:cs="Times New Roman"/>
@@ -10963,9 +10895,10 @@
         </w:rPr>
         <w:t>4.4 Модуль 4</w:t>
       </w:r>
-      <w:bookmarkEnd w:id="53"/>
-      <w:bookmarkEnd w:id="54"/>
-      <w:bookmarkEnd w:id="55"/>
+      <w:bookmarkEnd w:id="70"/>
+      <w:bookmarkEnd w:id="71"/>
+      <w:bookmarkEnd w:id="72"/>
+      <w:bookmarkEnd w:id="73"/>
     </w:p>
     <w:p>
       <w:pPr>
@@ -11075,9 +11008,9 @@
           <w:szCs w:val="28"/>
         </w:rPr>
         <w:drawing>
-          <wp:inline distT="0" distB="0" distL="0" distR="0" wp14:anchorId="384E7D12" wp14:editId="7153122D">
-            <wp:extent cx="3825444" cy="2509962"/>
-            <wp:effectExtent l="0" t="0" r="3810" b="5080"/>
+          <wp:inline distT="0" distB="0" distL="0" distR="0" wp14:anchorId="384E7D12" wp14:editId="7621B10B">
+            <wp:extent cx="3545457" cy="2509520"/>
+            <wp:effectExtent l="0" t="0" r="0" b="5080"/>
             <wp:docPr id="206603476" name="Рисунок 1"/>
             <wp:cNvGraphicFramePr>
               <a:graphicFrameLocks xmlns:a="http://schemas.openxmlformats.org/drawingml/2006/main" noChangeAspect="1"/>
@@ -11098,7 +11031,7 @@
                   <pic:spPr>
                     <a:xfrm>
                       <a:off x="0" y="0"/>
-                      <a:ext cx="3838733" cy="2518682"/>
+                      <a:ext cx="3562111" cy="2521308"/>
                     </a:xfrm>
                     <a:prstGeom prst="rect">
                       <a:avLst/>
@@ -11514,9 +11447,10 @@
           <w:szCs w:val="28"/>
         </w:rPr>
       </w:pPr>
-      <w:bookmarkStart w:id="56" w:name="_Toc224648449"/>
-      <w:bookmarkStart w:id="57" w:name="_Toc224648853"/>
-      <w:bookmarkStart w:id="58" w:name="_Toc224649598"/>
+      <w:bookmarkStart w:id="74" w:name="_Toc224648449"/>
+      <w:bookmarkStart w:id="75" w:name="_Toc224648853"/>
+      <w:bookmarkStart w:id="76" w:name="_Toc224649598"/>
+      <w:bookmarkStart w:id="77" w:name="_Toc224650594"/>
       <w:r>
         <w:rPr>
           <w:rFonts w:cs="Times New Roman"/>
@@ -11532,9 +11466,10 @@
         </w:rPr>
         <w:t xml:space="preserve"> Тестирование программных модулей</w:t>
       </w:r>
-      <w:bookmarkEnd w:id="56"/>
-      <w:bookmarkEnd w:id="57"/>
-      <w:bookmarkEnd w:id="58"/>
+      <w:bookmarkEnd w:id="74"/>
+      <w:bookmarkEnd w:id="75"/>
+      <w:bookmarkEnd w:id="76"/>
+      <w:bookmarkEnd w:id="77"/>
     </w:p>
     <w:p>
       <w:pPr>
@@ -11766,9 +11701,9 @@
           <w:szCs w:val="28"/>
         </w:rPr>
         <w:drawing>
-          <wp:inline distT="0" distB="0" distL="0" distR="0" wp14:anchorId="3A89BB89" wp14:editId="20BBF951">
-            <wp:extent cx="2932982" cy="1819700"/>
-            <wp:effectExtent l="0" t="0" r="1270" b="9525"/>
+          <wp:inline distT="0" distB="0" distL="0" distR="0" wp14:anchorId="3A89BB89" wp14:editId="6FC252C9">
+            <wp:extent cx="2664376" cy="1638738"/>
+            <wp:effectExtent l="0" t="0" r="3175" b="0"/>
             <wp:docPr id="1804774881" name="Рисунок 1"/>
             <wp:cNvGraphicFramePr>
               <a:graphicFrameLocks xmlns:a="http://schemas.openxmlformats.org/drawingml/2006/main" noChangeAspect="1"/>
@@ -11789,7 +11724,7 @@
                   <pic:spPr>
                     <a:xfrm>
                       <a:off x="0" y="0"/>
-                      <a:ext cx="2940019" cy="1824066"/>
+                      <a:ext cx="2680649" cy="1648747"/>
                     </a:xfrm>
                     <a:prstGeom prst="rect">
                       <a:avLst/>
@@ -11816,7 +11751,6 @@
           <w:rFonts w:cs="Times New Roman"/>
           <w:szCs w:val="28"/>
         </w:rPr>
-        <w:lastRenderedPageBreak/>
         <w:t>Рисунок 17 – Тестирование программы (модуль 4)</w:t>
       </w:r>
     </w:p>
@@ -11837,6 +11771,7 @@
         <w:rPr>
           <w:szCs w:val="28"/>
         </w:rPr>
+        <w:lastRenderedPageBreak/>
         <w:t>По результатам тестирования можно сказать, что программный продукт достиг уровня качества, достаточного для эксплуатации. Проведенное тестирование подтвердило, что система соответствует всем установленным требования</w:t>
       </w:r>
       <w:r>
@@ -11882,9 +11817,10 @@
           <w:szCs w:val="28"/>
         </w:rPr>
       </w:pPr>
-      <w:bookmarkStart w:id="59" w:name="_Toc224648450"/>
-      <w:bookmarkStart w:id="60" w:name="_Toc224648854"/>
-      <w:bookmarkStart w:id="61" w:name="_Toc224649599"/>
+      <w:bookmarkStart w:id="78" w:name="_Toc224648450"/>
+      <w:bookmarkStart w:id="79" w:name="_Toc224648854"/>
+      <w:bookmarkStart w:id="80" w:name="_Toc224649599"/>
+      <w:bookmarkStart w:id="81" w:name="_Toc224650595"/>
       <w:r>
         <w:rPr>
           <w:rFonts w:cs="Times New Roman"/>
@@ -11895,9 +11831,10 @@
         <w:lastRenderedPageBreak/>
         <w:t>ЗАКЛЮЧЕНИЕ</w:t>
       </w:r>
-      <w:bookmarkEnd w:id="59"/>
-      <w:bookmarkEnd w:id="60"/>
-      <w:bookmarkEnd w:id="61"/>
+      <w:bookmarkEnd w:id="78"/>
+      <w:bookmarkEnd w:id="79"/>
+      <w:bookmarkEnd w:id="80"/>
+      <w:bookmarkEnd w:id="81"/>
     </w:p>
     <w:p>
       <w:pPr>
@@ -12010,9 +11947,10 @@
           <w:szCs w:val="28"/>
         </w:rPr>
       </w:pPr>
-      <w:bookmarkStart w:id="62" w:name="_Toc224648451"/>
-      <w:bookmarkStart w:id="63" w:name="_Toc224648855"/>
-      <w:bookmarkStart w:id="64" w:name="_Toc224649600"/>
+      <w:bookmarkStart w:id="82" w:name="_Toc224648451"/>
+      <w:bookmarkStart w:id="83" w:name="_Toc224648855"/>
+      <w:bookmarkStart w:id="84" w:name="_Toc224649600"/>
+      <w:bookmarkStart w:id="85" w:name="_Toc224650596"/>
       <w:r>
         <w:rPr>
           <w:rFonts w:cs="Times New Roman"/>
@@ -12021,9 +11959,10 @@
         <w:lastRenderedPageBreak/>
         <w:t>Список используемых источников</w:t>
       </w:r>
-      <w:bookmarkEnd w:id="62"/>
-      <w:bookmarkEnd w:id="63"/>
-      <w:bookmarkEnd w:id="64"/>
+      <w:bookmarkEnd w:id="82"/>
+      <w:bookmarkEnd w:id="83"/>
+      <w:bookmarkEnd w:id="84"/>
+      <w:bookmarkEnd w:id="85"/>
     </w:p>
     <w:p>
       <w:pPr>
@@ -12464,9 +12403,10 @@
           <w:szCs w:val="28"/>
         </w:rPr>
       </w:pPr>
-      <w:bookmarkStart w:id="65" w:name="_Toc224648452"/>
-      <w:bookmarkStart w:id="66" w:name="_Toc224648856"/>
-      <w:bookmarkStart w:id="67" w:name="_Toc224649601"/>
+      <w:bookmarkStart w:id="86" w:name="_Toc224648452"/>
+      <w:bookmarkStart w:id="87" w:name="_Toc224648856"/>
+      <w:bookmarkStart w:id="88" w:name="_Toc224649601"/>
+      <w:bookmarkStart w:id="89" w:name="_Toc224650597"/>
       <w:r>
         <w:rPr>
           <w:rFonts w:cs="Times New Roman"/>
@@ -12477,9 +12417,10 @@
         <w:lastRenderedPageBreak/>
         <w:t>Приложение А</w:t>
       </w:r>
-      <w:bookmarkEnd w:id="65"/>
-      <w:bookmarkEnd w:id="66"/>
-      <w:bookmarkEnd w:id="67"/>
+      <w:bookmarkEnd w:id="86"/>
+      <w:bookmarkEnd w:id="87"/>
+      <w:bookmarkEnd w:id="88"/>
+      <w:bookmarkEnd w:id="89"/>
     </w:p>
     <w:p>
       <w:pPr>
@@ -15676,9 +15617,10 @@
           <w:lang w:val="en-US"/>
         </w:rPr>
       </w:pPr>
-      <w:bookmarkStart w:id="68" w:name="_Toc224648453"/>
-      <w:bookmarkStart w:id="69" w:name="_Toc224648857"/>
-      <w:bookmarkStart w:id="70" w:name="_Toc224649602"/>
+      <w:bookmarkStart w:id="90" w:name="_Toc224648453"/>
+      <w:bookmarkStart w:id="91" w:name="_Toc224648857"/>
+      <w:bookmarkStart w:id="92" w:name="_Toc224649602"/>
+      <w:bookmarkStart w:id="93" w:name="_Toc224650598"/>
       <w:r>
         <w:rPr>
           <w:rFonts w:cs="Times New Roman"/>
@@ -15708,9 +15650,10 @@
         </w:rPr>
         <w:t>Б</w:t>
       </w:r>
-      <w:bookmarkEnd w:id="68"/>
-      <w:bookmarkEnd w:id="69"/>
-      <w:bookmarkEnd w:id="70"/>
+      <w:bookmarkEnd w:id="90"/>
+      <w:bookmarkEnd w:id="91"/>
+      <w:bookmarkEnd w:id="92"/>
+      <w:bookmarkEnd w:id="93"/>
     </w:p>
     <w:p>
       <w:pPr>
@@ -20499,9 +20442,10 @@
           <w:lang w:val="en-US"/>
         </w:rPr>
       </w:pPr>
-      <w:bookmarkStart w:id="71" w:name="_Toc224648454"/>
-      <w:bookmarkStart w:id="72" w:name="_Toc224648858"/>
-      <w:bookmarkStart w:id="73" w:name="_Toc224649603"/>
+      <w:bookmarkStart w:id="94" w:name="_Toc224648454"/>
+      <w:bookmarkStart w:id="95" w:name="_Toc224648858"/>
+      <w:bookmarkStart w:id="96" w:name="_Toc224649603"/>
+      <w:bookmarkStart w:id="97" w:name="_Toc224650599"/>
       <w:r>
         <w:rPr>
           <w:rFonts w:cs="Times New Roman"/>
@@ -20531,9 +20475,10 @@
         </w:rPr>
         <w:t>В</w:t>
       </w:r>
-      <w:bookmarkEnd w:id="71"/>
-      <w:bookmarkEnd w:id="72"/>
-      <w:bookmarkEnd w:id="73"/>
+      <w:bookmarkEnd w:id="94"/>
+      <w:bookmarkEnd w:id="95"/>
+      <w:bookmarkEnd w:id="96"/>
+      <w:bookmarkEnd w:id="97"/>
     </w:p>
     <w:p>
       <w:pPr>
@@ -23116,6 +23061,155 @@
       </w:pPr>
     </w:lvl>
   </w:abstractNum>
+  <w:abstractNum w:abstractNumId="6" w15:restartNumberingAfterBreak="0">
+    <w:nsid w:val="69AA6DA8"/>
+    <w:multiLevelType w:val="multilevel"/>
+    <w:tmpl w:val="44B43CE6"/>
+    <w:lvl w:ilvl="0">
+      <w:start w:val="1"/>
+      <w:numFmt w:val="bullet"/>
+      <w:lvlText w:val=""/>
+      <w:lvlJc w:val="left"/>
+      <w:pPr>
+        <w:tabs>
+          <w:tab w:val="num" w:pos="720"/>
+        </w:tabs>
+        <w:ind w:left="720" w:hanging="360"/>
+      </w:pPr>
+      <w:rPr>
+        <w:rFonts w:ascii="Symbol" w:hAnsi="Symbol" w:hint="default"/>
+        <w:sz w:val="20"/>
+      </w:rPr>
+    </w:lvl>
+    <w:lvl w:ilvl="1" w:tentative="1">
+      <w:start w:val="1"/>
+      <w:numFmt w:val="bullet"/>
+      <w:lvlText w:val="o"/>
+      <w:lvlJc w:val="left"/>
+      <w:pPr>
+        <w:tabs>
+          <w:tab w:val="num" w:pos="1440"/>
+        </w:tabs>
+        <w:ind w:left="1440" w:hanging="360"/>
+      </w:pPr>
+      <w:rPr>
+        <w:rFonts w:ascii="Courier New" w:hAnsi="Courier New" w:hint="default"/>
+        <w:sz w:val="20"/>
+      </w:rPr>
+    </w:lvl>
+    <w:lvl w:ilvl="2" w:tentative="1">
+      <w:start w:val="1"/>
+      <w:numFmt w:val="bullet"/>
+      <w:lvlText w:val=""/>
+      <w:lvlJc w:val="left"/>
+      <w:pPr>
+        <w:tabs>
+          <w:tab w:val="num" w:pos="2160"/>
+        </w:tabs>
+        <w:ind w:left="2160" w:hanging="360"/>
+      </w:pPr>
+      <w:rPr>
+        <w:rFonts w:ascii="Wingdings" w:hAnsi="Wingdings" w:hint="default"/>
+        <w:sz w:val="20"/>
+      </w:rPr>
+    </w:lvl>
+    <w:lvl w:ilvl="3" w:tentative="1">
+      <w:start w:val="1"/>
+      <w:numFmt w:val="bullet"/>
+      <w:lvlText w:val=""/>
+      <w:lvlJc w:val="left"/>
+      <w:pPr>
+        <w:tabs>
+          <w:tab w:val="num" w:pos="2880"/>
+        </w:tabs>
+        <w:ind w:left="2880" w:hanging="360"/>
+      </w:pPr>
+      <w:rPr>
+        <w:rFonts w:ascii="Wingdings" w:hAnsi="Wingdings" w:hint="default"/>
+        <w:sz w:val="20"/>
+      </w:rPr>
+    </w:lvl>
+    <w:lvl w:ilvl="4" w:tentative="1">
+      <w:start w:val="1"/>
+      <w:numFmt w:val="bullet"/>
+      <w:lvlText w:val=""/>
+      <w:lvlJc w:val="left"/>
+      <w:pPr>
+        <w:tabs>
+          <w:tab w:val="num" w:pos="3600"/>
+        </w:tabs>
+        <w:ind w:left="3600" w:hanging="360"/>
+      </w:pPr>
+      <w:rPr>
+        <w:rFonts w:ascii="Wingdings" w:hAnsi="Wingdings" w:hint="default"/>
+        <w:sz w:val="20"/>
+      </w:rPr>
+    </w:lvl>
+    <w:lvl w:ilvl="5" w:tentative="1">
+      <w:start w:val="1"/>
+      <w:numFmt w:val="bullet"/>
+      <w:lvlText w:val=""/>
+      <w:lvlJc w:val="left"/>
+      <w:pPr>
+        <w:tabs>
+          <w:tab w:val="num" w:pos="4320"/>
+        </w:tabs>
+        <w:ind w:left="4320" w:hanging="360"/>
+      </w:pPr>
+      <w:rPr>
+        <w:rFonts w:ascii="Wingdings" w:hAnsi="Wingdings" w:hint="default"/>
+        <w:sz w:val="20"/>
+      </w:rPr>
+    </w:lvl>
+    <w:lvl w:ilvl="6" w:tentative="1">
+      <w:start w:val="1"/>
+      <w:numFmt w:val="bullet"/>
+      <w:lvlText w:val=""/>
+      <w:lvlJc w:val="left"/>
+      <w:pPr>
+        <w:tabs>
+          <w:tab w:val="num" w:pos="5040"/>
+        </w:tabs>
+        <w:ind w:left="5040" w:hanging="360"/>
+      </w:pPr>
+      <w:rPr>
+        <w:rFonts w:ascii="Wingdings" w:hAnsi="Wingdings" w:hint="default"/>
+        <w:sz w:val="20"/>
+      </w:rPr>
+    </w:lvl>
+    <w:lvl w:ilvl="7" w:tentative="1">
+      <w:start w:val="1"/>
+      <w:numFmt w:val="bullet"/>
+      <w:lvlText w:val=""/>
+      <w:lvlJc w:val="left"/>
+      <w:pPr>
+        <w:tabs>
+          <w:tab w:val="num" w:pos="5760"/>
+        </w:tabs>
+        <w:ind w:left="5760" w:hanging="360"/>
+      </w:pPr>
+      <w:rPr>
+        <w:rFonts w:ascii="Wingdings" w:hAnsi="Wingdings" w:hint="default"/>
+        <w:sz w:val="20"/>
+      </w:rPr>
+    </w:lvl>
+    <w:lvl w:ilvl="8" w:tentative="1">
+      <w:start w:val="1"/>
+      <w:numFmt w:val="bullet"/>
+      <w:lvlText w:val=""/>
+      <w:lvlJc w:val="left"/>
+      <w:pPr>
+        <w:tabs>
+          <w:tab w:val="num" w:pos="6480"/>
+        </w:tabs>
+        <w:ind w:left="6480" w:hanging="360"/>
+      </w:pPr>
+      <w:rPr>
+        <w:rFonts w:ascii="Wingdings" w:hAnsi="Wingdings" w:hint="default"/>
+        <w:sz w:val="20"/>
+      </w:rPr>
+    </w:lvl>
+  </w:abstractNum>
   <w:num w:numId="1" w16cid:durableId="1326978626">
     <w:abstractNumId w:val="2"/>
   </w:num>
@@ -23133,6 +23227,9 @@
   </w:num>
   <w:num w:numId="6" w16cid:durableId="860631605">
     <w:abstractNumId w:val="0"/>
+  </w:num>
+  <w:num w:numId="7" w16cid:durableId="1468474800">
+    <w:abstractNumId w:val="6"/>
   </w:num>
 </w:numbering>
 </file>
@@ -23745,7 +23842,6 @@
   <w:style w:type="character" w:default="1" w:styleId="a0">
     <w:name w:val="Default Paragraph Font"/>
     <w:uiPriority w:val="1"/>
-    <w:semiHidden/>
     <w:unhideWhenUsed/>
   </w:style>
   <w:style w:type="table" w:default="1" w:styleId="a1">
@@ -24161,17 +24257,17 @@
     <w:autoRedefine/>
     <w:uiPriority w:val="39"/>
     <w:unhideWhenUsed/>
-    <w:rsid w:val="003C0028"/>
+    <w:rsid w:val="000D4B57"/>
     <w:pPr>
       <w:tabs>
         <w:tab w:val="right" w:pos="9344"/>
       </w:tabs>
-      <w:spacing w:after="100"/>
+      <w:spacing w:before="240" w:after="0"/>
+      <w:jc w:val="center"/>
     </w:pPr>
     <w:rPr>
       <w:rFonts w:cs="Times New Roman"/>
-      <w:b/>
-      <w:bCs/>
+      <w:caps/>
       <w:noProof/>
     </w:rPr>
   </w:style>

--- a/Павлов Демо.docx
+++ b/Павлов Демо.docx
@@ -3625,8 +3625,8 @@
       </w:pPr>
       <w:bookmarkStart w:id="1" w:name="_Toc224648835"/>
       <w:bookmarkStart w:id="2" w:name="_Toc224649580"/>
-      <w:bookmarkStart w:id="3" w:name="_Toc224648432"/>
-      <w:bookmarkStart w:id="4" w:name="_Toc224650576"/>
+      <w:bookmarkStart w:id="3" w:name="_Toc224650576"/>
+      <w:bookmarkStart w:id="4" w:name="_Toc224648432"/>
       <w:r>
         <w:rPr>
           <w:rFonts w:cs="Times New Roman"/>
@@ -3640,7 +3640,7 @@
       </w:r>
       <w:bookmarkEnd w:id="1"/>
       <w:bookmarkEnd w:id="2"/>
-      <w:bookmarkEnd w:id="4"/>
+      <w:bookmarkEnd w:id="3"/>
     </w:p>
     <w:p>
       <w:pPr>
@@ -3915,7 +3915,7 @@
         <w:t>1 Анализ предметной области</w:t>
       </w:r>
       <w:bookmarkEnd w:id="0"/>
-      <w:bookmarkEnd w:id="3"/>
+      <w:bookmarkEnd w:id="4"/>
       <w:bookmarkEnd w:id="5"/>
       <w:bookmarkEnd w:id="6"/>
       <w:bookmarkEnd w:id="7"/>
@@ -3981,6 +3981,7 @@
       </w:pPr>
       <w:r>
         <w:rPr>
+          <w:noProof/>
           <w:color w:val="EE0000"/>
         </w:rPr>
         <w:drawing>
@@ -5624,19 +5625,7 @@
     </w:tbl>
     <w:p>
       <w:pPr>
-        <w:spacing w:after="0" w:line="360" w:lineRule="auto"/>
-        <w:jc w:val="both"/>
-        <w:rPr>
-          <w:rFonts w:cs="Times New Roman"/>
-          <w:color w:val="000000" w:themeColor="text1"/>
-          <w:szCs w:val="28"/>
-          <w:lang w:val="en-US"/>
-        </w:rPr>
-      </w:pPr>
-    </w:p>
-    <w:p>
-      <w:pPr>
-        <w:spacing w:after="0" w:line="360" w:lineRule="auto"/>
+        <w:spacing w:before="240" w:after="0" w:line="360" w:lineRule="auto"/>
         <w:ind w:firstLine="709"/>
         <w:jc w:val="both"/>
         <w:rPr>
@@ -6378,27 +6367,13 @@
     </w:tbl>
     <w:p>
       <w:pPr>
-        <w:spacing w:after="0" w:line="360" w:lineRule="auto"/>
+        <w:spacing w:before="240" w:after="0" w:line="360" w:lineRule="auto"/>
         <w:ind w:firstLine="709"/>
         <w:jc w:val="both"/>
         <w:rPr>
           <w:rFonts w:cs="Times New Roman"/>
           <w:color w:val="000000" w:themeColor="text1"/>
           <w:szCs w:val="28"/>
-          <w:lang w:val="en-US"/>
-        </w:rPr>
-      </w:pPr>
-    </w:p>
-    <w:p>
-      <w:pPr>
-        <w:spacing w:after="0" w:line="360" w:lineRule="auto"/>
-        <w:ind w:firstLine="709"/>
-        <w:jc w:val="both"/>
-        <w:rPr>
-          <w:rFonts w:cs="Times New Roman"/>
-          <w:color w:val="000000" w:themeColor="text1"/>
-          <w:szCs w:val="28"/>
-          <w:lang w:val="en-US"/>
         </w:rPr>
       </w:pPr>
       <w:r>
@@ -7167,13 +7142,7 @@
     </w:tbl>
     <w:p>
       <w:pPr>
-        <w:spacing w:after="0" w:line="360" w:lineRule="auto"/>
-        <w:jc w:val="both"/>
-      </w:pPr>
-    </w:p>
-    <w:p>
-      <w:pPr>
-        <w:spacing w:after="0" w:line="360" w:lineRule="auto"/>
+        <w:spacing w:before="240" w:after="0" w:line="360" w:lineRule="auto"/>
         <w:ind w:firstLine="709"/>
         <w:jc w:val="both"/>
         <w:rPr>
@@ -7644,17 +7613,7 @@
     </w:tbl>
     <w:p>
       <w:pPr>
-        <w:spacing w:after="0" w:line="360" w:lineRule="auto"/>
-        <w:ind w:firstLine="709"/>
-        <w:jc w:val="both"/>
-        <w:rPr>
-          <w:lang w:val="en-US"/>
-        </w:rPr>
-      </w:pPr>
-    </w:p>
-    <w:p>
-      <w:pPr>
-        <w:spacing w:after="0" w:line="360" w:lineRule="auto"/>
+        <w:spacing w:before="240" w:after="0" w:line="360" w:lineRule="auto"/>
         <w:ind w:firstLine="709"/>
         <w:jc w:val="both"/>
         <w:rPr>
@@ -7990,17 +7949,7 @@
     </w:tbl>
     <w:p>
       <w:pPr>
-        <w:spacing w:after="0" w:line="360" w:lineRule="auto"/>
-        <w:ind w:firstLine="709"/>
-        <w:jc w:val="both"/>
-        <w:rPr>
-          <w:lang w:val="en-US"/>
-        </w:rPr>
-      </w:pPr>
-    </w:p>
-    <w:p>
-      <w:pPr>
-        <w:spacing w:after="0" w:line="360" w:lineRule="auto"/>
+        <w:spacing w:before="240" w:after="0" w:line="360" w:lineRule="auto"/>
         <w:ind w:firstLine="709"/>
         <w:jc w:val="both"/>
         <w:rPr>
@@ -8328,17 +8277,7 @@
     </w:tbl>
     <w:p>
       <w:pPr>
-        <w:spacing w:after="0" w:line="360" w:lineRule="auto"/>
-        <w:ind w:firstLine="709"/>
-        <w:jc w:val="both"/>
-        <w:rPr>
-          <w:lang w:val="en-US"/>
-        </w:rPr>
-      </w:pPr>
-    </w:p>
-    <w:p>
-      <w:pPr>
-        <w:spacing w:after="0" w:line="360" w:lineRule="auto"/>
+        <w:spacing w:before="240" w:after="0" w:line="360" w:lineRule="auto"/>
         <w:ind w:firstLine="709"/>
         <w:jc w:val="both"/>
         <w:rPr>
@@ -8666,13 +8605,49 @@
     </w:tbl>
     <w:p>
       <w:pPr>
-        <w:spacing w:after="0" w:line="360" w:lineRule="auto"/>
+        <w:spacing w:before="240" w:after="0" w:line="360" w:lineRule="auto"/>
         <w:ind w:firstLine="709"/>
         <w:jc w:val="both"/>
         <w:rPr>
-          <w:lang w:val="en-US"/>
-        </w:rPr>
-      </w:pPr>
+          <w:rFonts w:cs="Times New Roman"/>
+          <w:color w:val="000000" w:themeColor="text1"/>
+          <w:szCs w:val="28"/>
+        </w:rPr>
+      </w:pPr>
+      <w:r>
+        <w:rPr>
+          <w:rFonts w:cs="Times New Roman"/>
+          <w:color w:val="000000" w:themeColor="text1"/>
+          <w:szCs w:val="28"/>
+        </w:rPr>
+        <w:t xml:space="preserve">В таблице </w:t>
+      </w:r>
+      <w:r>
+        <w:rPr>
+          <w:rFonts w:cs="Times New Roman"/>
+          <w:color w:val="000000" w:themeColor="text1"/>
+          <w:szCs w:val="28"/>
+        </w:rPr>
+        <w:t>8</w:t>
+      </w:r>
+      <w:r>
+        <w:rPr>
+          <w:rFonts w:cs="Times New Roman"/>
+          <w:color w:val="000000" w:themeColor="text1"/>
+          <w:szCs w:val="28"/>
+        </w:rPr>
+        <w:t xml:space="preserve"> представлена сущность </w:t>
+      </w:r>
+      <w:proofErr w:type="spellStart"/>
+      <w:r>
+        <w:rPr>
+          <w:rFonts w:cs="Times New Roman"/>
+          <w:color w:val="000000" w:themeColor="text1"/>
+          <w:szCs w:val="28"/>
+        </w:rPr>
+        <w:t>kategorii_tovara</w:t>
+      </w:r>
+      <w:proofErr w:type="spellEnd"/>
     </w:p>
     <w:p>
       <w:pPr>
@@ -8691,65 +8666,6 @@
           <w:color w:val="000000" w:themeColor="text1"/>
           <w:szCs w:val="28"/>
         </w:rPr>
-        <w:t xml:space="preserve">В таблице </w:t>
-      </w:r>
-      <w:r>
-        <w:rPr>
-          <w:rFonts w:cs="Times New Roman"/>
-          <w:color w:val="000000" w:themeColor="text1"/>
-          <w:szCs w:val="28"/>
-        </w:rPr>
-        <w:t>8</w:t>
-      </w:r>
-      <w:r>
-        <w:rPr>
-          <w:rFonts w:cs="Times New Roman"/>
-          <w:color w:val="000000" w:themeColor="text1"/>
-          <w:szCs w:val="28"/>
-        </w:rPr>
-        <w:t xml:space="preserve"> представлена сущность </w:t>
-      </w:r>
-      <w:proofErr w:type="spellStart"/>
-      <w:r>
-        <w:rPr>
-          <w:rFonts w:cs="Times New Roman"/>
-          <w:color w:val="000000" w:themeColor="text1"/>
-          <w:szCs w:val="28"/>
-        </w:rPr>
-        <w:t>kategorii_tovara</w:t>
-      </w:r>
-      <w:proofErr w:type="spellEnd"/>
-    </w:p>
-    <w:p>
-      <w:pPr>
-        <w:spacing w:after="0" w:line="360" w:lineRule="auto"/>
-        <w:ind w:firstLine="709"/>
-        <w:jc w:val="both"/>
-        <w:rPr>
-          <w:rFonts w:cs="Times New Roman"/>
-          <w:color w:val="000000" w:themeColor="text1"/>
-          <w:szCs w:val="28"/>
-        </w:rPr>
-      </w:pPr>
-    </w:p>
-    <w:p>
-      <w:pPr>
-        <w:spacing w:after="0" w:line="360" w:lineRule="auto"/>
-        <w:ind w:firstLine="709"/>
-        <w:jc w:val="both"/>
-        <w:rPr>
-          <w:rFonts w:cs="Times New Roman"/>
-          <w:color w:val="000000" w:themeColor="text1"/>
-          <w:szCs w:val="28"/>
-        </w:rPr>
-      </w:pPr>
-      <w:r>
-        <w:rPr>
-          <w:rFonts w:cs="Times New Roman"/>
-          <w:color w:val="000000" w:themeColor="text1"/>
-          <w:szCs w:val="28"/>
-        </w:rPr>
-        <w:lastRenderedPageBreak/>
         <w:t xml:space="preserve">Таблица </w:t>
       </w:r>
       <w:r>
@@ -9045,6 +8961,7 @@
           <w:color w:val="000000" w:themeColor="text1"/>
           <w:szCs w:val="28"/>
         </w:rPr>
+        <w:lastRenderedPageBreak/>
         <w:t xml:space="preserve">В таблице 9 представлена сущность </w:t>
       </w:r>
       <w:proofErr w:type="spellStart"/>
@@ -9581,7 +9498,6 @@
         <w:jc w:val="both"/>
       </w:pPr>
       <w:r>
-        <w:lastRenderedPageBreak/>
         <w:t>• </w:t>
       </w:r>
       <w:proofErr w:type="spellStart"/>
@@ -9615,6 +9531,7 @@
         <w:jc w:val="both"/>
       </w:pPr>
       <w:r>
+        <w:lastRenderedPageBreak/>
         <w:t>Связь между заказами и товарами реализована через промежуточную таблицу </w:t>
       </w:r>
       <w:proofErr w:type="spellStart"/>
@@ -23842,6 +23759,7 @@
   <w:style w:type="character" w:default="1" w:styleId="a0">
     <w:name w:val="Default Paragraph Font"/>
     <w:uiPriority w:val="1"/>
+    <w:semiHidden/>
     <w:unhideWhenUsed/>
   </w:style>
   <w:style w:type="table" w:default="1" w:styleId="a1">

--- a/Павлов Демо.docx
+++ b/Павлов Демо.docx
@@ -3140,7 +3140,6 @@
     <w:p>
       <w:pPr>
         <w:pStyle w:val="12"/>
-        <w:spacing w:before="0"/>
         <w:rPr>
           <w:rFonts w:asciiTheme="minorHAnsi" w:eastAsiaTheme="minorEastAsia" w:hAnsiTheme="minorHAnsi" w:cstheme="minorBidi"/>
           <w:kern w:val="2"/>
@@ -3204,7 +3203,6 @@
     <w:p>
       <w:pPr>
         <w:pStyle w:val="12"/>
-        <w:spacing w:before="0"/>
         <w:rPr>
           <w:rFonts w:asciiTheme="minorHAnsi" w:eastAsiaTheme="minorEastAsia" w:hAnsiTheme="minorHAnsi" w:cstheme="minorBidi"/>
           <w:kern w:val="2"/>
@@ -3268,7 +3266,6 @@
     <w:p>
       <w:pPr>
         <w:pStyle w:val="12"/>
-        <w:spacing w:before="0"/>
         <w:rPr>
           <w:rFonts w:asciiTheme="minorHAnsi" w:eastAsiaTheme="minorEastAsia" w:hAnsiTheme="minorHAnsi" w:cstheme="minorBidi"/>
           <w:kern w:val="2"/>
@@ -3347,7 +3344,6 @@
     <w:p>
       <w:pPr>
         <w:pStyle w:val="12"/>
-        <w:spacing w:before="0"/>
         <w:rPr>
           <w:rFonts w:asciiTheme="minorHAnsi" w:eastAsiaTheme="minorEastAsia" w:hAnsiTheme="minorHAnsi" w:cstheme="minorBidi"/>
           <w:kern w:val="2"/>
@@ -3452,6 +3448,80 @@
           <w:szCs w:val="28"/>
         </w:rPr>
       </w:pPr>
+      <w:r>
+        <w:rPr>
+          <w:rFonts w:cs="Times New Roman"/>
+          <w:noProof/>
+          <w:color w:val="000000" w:themeColor="text1"/>
+          <w:szCs w:val="28"/>
+        </w:rPr>
+        <mc:AlternateContent>
+          <mc:Choice Requires="wps">
+            <w:drawing>
+              <wp:anchor distT="0" distB="0" distL="114300" distR="114300" simplePos="0" relativeHeight="251661312" behindDoc="0" locked="0" layoutInCell="1" allowOverlap="1" wp14:anchorId="404BA01D" wp14:editId="27D6161C">
+                <wp:simplePos x="0" y="0"/>
+                <wp:positionH relativeFrom="column">
+                  <wp:posOffset>5739765</wp:posOffset>
+                </wp:positionH>
+                <wp:positionV relativeFrom="paragraph">
+                  <wp:posOffset>424815</wp:posOffset>
+                </wp:positionV>
+                <wp:extent cx="327660" cy="419100"/>
+                <wp:effectExtent l="0" t="0" r="15240" b="19050"/>
+                <wp:wrapNone/>
+                <wp:docPr id="1355549201" name="Прямоугольник 6"/>
+                <wp:cNvGraphicFramePr/>
+                <a:graphic xmlns:a="http://schemas.openxmlformats.org/drawingml/2006/main">
+                  <a:graphicData uri="http://schemas.microsoft.com/office/word/2010/wordprocessingShape">
+                    <wps:wsp>
+                      <wps:cNvSpPr/>
+                      <wps:spPr>
+                        <a:xfrm>
+                          <a:off x="0" y="0"/>
+                          <a:ext cx="327660" cy="419100"/>
+                        </a:xfrm>
+                        <a:prstGeom prst="rect">
+                          <a:avLst/>
+                        </a:prstGeom>
+                        <a:ln>
+                          <a:solidFill>
+                            <a:schemeClr val="bg1"/>
+                          </a:solidFill>
+                        </a:ln>
+                      </wps:spPr>
+                      <wps:style>
+                        <a:lnRef idx="2">
+                          <a:schemeClr val="dk1"/>
+                        </a:lnRef>
+                        <a:fillRef idx="1">
+                          <a:schemeClr val="lt1"/>
+                        </a:fillRef>
+                        <a:effectRef idx="0">
+                          <a:schemeClr val="dk1"/>
+                        </a:effectRef>
+                        <a:fontRef idx="minor">
+                          <a:schemeClr val="dk1"/>
+                        </a:fontRef>
+                      </wps:style>
+                      <wps:bodyPr rot="0" spcFirstLastPara="0" vertOverflow="overflow" horzOverflow="overflow" vert="horz" wrap="square" lIns="91440" tIns="45720" rIns="91440" bIns="45720" numCol="1" spcCol="0" rtlCol="0" fromWordArt="0" anchor="ctr" anchorCtr="0" forceAA="0" compatLnSpc="1">
+                        <a:prstTxWarp prst="textNoShape">
+                          <a:avLst/>
+                        </a:prstTxWarp>
+                        <a:noAutofit/>
+                      </wps:bodyPr>
+                    </wps:wsp>
+                  </a:graphicData>
+                </a:graphic>
+              </wp:anchor>
+            </w:drawing>
+          </mc:Choice>
+          <mc:Fallback>
+            <w:pict>
+              <v:rect w14:anchorId="39AD26E5" id="Прямоугольник 6" o:spid="_x0000_s1026" style="position:absolute;margin-left:451.95pt;margin-top:33.45pt;width:25.8pt;height:33pt;z-index:251661312;visibility:visible;mso-wrap-style:square;mso-wrap-distance-left:9pt;mso-wrap-distance-top:0;mso-wrap-distance-right:9pt;mso-wrap-distance-bottom:0;mso-position-horizontal:absolute;mso-position-horizontal-relative:text;mso-position-vertical:absolute;mso-position-vertical-relative:text;v-text-anchor:middle" o:gfxdata="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" fillcolor="white [3201]" strokecolor="white [3212]" strokeweight="1pt"/>
+            </w:pict>
+          </mc:Fallback>
+        </mc:AlternateContent>
+      </w:r>
       <w:r>
         <w:rPr>
           <w:rFonts w:cs="Times New Roman"/>
@@ -24175,12 +24245,12 @@
     <w:autoRedefine/>
     <w:uiPriority w:val="39"/>
     <w:unhideWhenUsed/>
-    <w:rsid w:val="000D4B57"/>
+    <w:rsid w:val="00882F28"/>
     <w:pPr>
       <w:tabs>
         <w:tab w:val="right" w:pos="9344"/>
       </w:tabs>
-      <w:spacing w:before="240" w:after="0"/>
+      <w:spacing w:before="240" w:after="240"/>
       <w:jc w:val="center"/>
     </w:pPr>
     <w:rPr>
